--- a/docs/developpement/phases/word/PHASE_51_CAISSES_CONNECTEES_VENTES_DUNE_CAISSE_EXTERNE_IMPORTEES.docx
+++ b/docs/developpement/phases/word/PHASE_51_CAISSES_CONNECTEES_VENTES_DUNE_CAISSE_EXTERNE_IMPORTEES.docx
@@ -20,7 +20,7 @@
       <w:r>
         <w:t xml:space="preserve">FlaiX Expert · dossier de développement · généré le 2026-10-19 depuis le dépôt </w:t>
       </w:r>
-      <w:hyperlink w:history="1" r:id="rId4n58ayrqpj0npm6vrin4i">
+      <w:hyperlink w:history="1" r:id="rIdhnx-nl6yhxuihdnngzp1k">
         <w:r>
           <w:rPr>
             <w:rStyle w:val="Hyperlink"/>
@@ -693,7 +693,7 @@
           <w:numId w:val="2"/>
         </w:numPr>
       </w:pPr>
-      <w:hyperlink w:history="1" r:id="rId6ttifx-7w5tnaxjk0rlhi">
+      <w:hyperlink w:history="1" r:id="rIdtoihxzmiouzb1wi77i-vg">
         <w:r>
           <w:rPr>
             <w:rStyle w:val="Hyperlink"/>
@@ -713,7 +713,7 @@
           <w:numId w:val="2"/>
         </w:numPr>
       </w:pPr>
-      <w:hyperlink w:history="1" r:id="rIduqjt7is3v8xslvhu_oxpx">
+      <w:hyperlink w:history="1" r:id="rId9cbaicsagkaa9uvr1ejgd">
         <w:r>
           <w:rPr>
             <w:rStyle w:val="Hyperlink"/>
@@ -733,7 +733,7 @@
           <w:numId w:val="2"/>
         </w:numPr>
       </w:pPr>
-      <w:hyperlink w:history="1" r:id="rIdgdxlfjfztapiuvbzw72ix">
+      <w:hyperlink w:history="1" r:id="rIdsk8ctkb7rqpa4_0yucow2">
         <w:r>
           <w:rPr>
             <w:rStyle w:val="Hyperlink"/>
@@ -781,7 +781,7 @@
       <w:r>
         <w:t xml:space="preserve"> — créé — </w:t>
       </w:r>
-      <w:hyperlink w:history="1" r:id="rIdnwzrapbyowai4nsdcx6ra">
+      <w:hyperlink w:history="1" r:id="rId_dnb8rdsp-wjfyzdooc85">
         <w:r>
           <w:rPr>
             <w:rStyle w:val="Hyperlink"/>
@@ -818,7 +818,7 @@
       <w:r>
         <w:t xml:space="preserve"> — créé — </w:t>
       </w:r>
-      <w:hyperlink w:history="1" r:id="rIdqsv6p9kyrjtnx_z32lgho">
+      <w:hyperlink w:history="1" r:id="rId1oqjtdbmxa3zlq5r4iw73">
         <w:r>
           <w:rPr>
             <w:rStyle w:val="Hyperlink"/>
@@ -847,7 +847,7 @@
       <w:r>
         <w:t xml:space="preserve"> — modifié — </w:t>
       </w:r>
-      <w:hyperlink w:history="1" r:id="rIdksu8xiivrcx8-qkoc_cn7">
+      <w:hyperlink w:history="1" r:id="rIdg58oqo8nff7vpb9xxy0hu">
         <w:r>
           <w:rPr>
             <w:rStyle w:val="Hyperlink"/>
@@ -876,7 +876,7 @@
       <w:r>
         <w:t xml:space="preserve"> — créé — </w:t>
       </w:r>
-      <w:hyperlink w:history="1" r:id="rIdadwgjxoog4g4gllocj5sf">
+      <w:hyperlink w:history="1" r:id="rIdtggita7crzlngsnnf1d3b">
         <w:r>
           <w:rPr>
             <w:rStyle w:val="Hyperlink"/>
@@ -913,7 +913,7 @@
       <w:r>
         <w:t xml:space="preserve"> — créé — </w:t>
       </w:r>
-      <w:hyperlink w:history="1" r:id="rIddto9inm_zcif-i2e2wt0g">
+      <w:hyperlink w:history="1" r:id="rId4d7oqy3quoriuqjyi4cfk">
         <w:r>
           <w:rPr>
             <w:rStyle w:val="Hyperlink"/>
@@ -942,7 +942,7 @@
       <w:r>
         <w:t xml:space="preserve"> — créé — </w:t>
       </w:r>
-      <w:hyperlink w:history="1" r:id="rIdwjhfjrnia4p6ghn8ya7tf">
+      <w:hyperlink w:history="1" r:id="rIdgqut9vekk4ylonbiu4daf">
         <w:r>
           <w:rPr>
             <w:rStyle w:val="Hyperlink"/>
@@ -971,7 +971,7 @@
       <w:r>
         <w:t xml:space="preserve"> — modifié — </w:t>
       </w:r>
-      <w:hyperlink w:history="1" r:id="rIdcg5jeiy-7fqlfle3ypa56">
+      <w:hyperlink w:history="1" r:id="rId1-n6dsb_lbjlca7rrnbha">
         <w:r>
           <w:rPr>
             <w:rStyle w:val="Hyperlink"/>
@@ -1000,7 +1000,7 @@
       <w:r>
         <w:t xml:space="preserve"> — modifié — </w:t>
       </w:r>
-      <w:hyperlink w:history="1" r:id="rIdnlq9zdoj62xgmsfytycna">
+      <w:hyperlink w:history="1" r:id="rIdfzz4svvw4ioymvtvrxxd8">
         <w:r>
           <w:rPr>
             <w:rStyle w:val="Hyperlink"/>
@@ -1029,7 +1029,7 @@
       <w:r>
         <w:t xml:space="preserve"> — modifié — </w:t>
       </w:r>
-      <w:hyperlink w:history="1" r:id="rIdycrzc9jrynlsucdeumgmr">
+      <w:hyperlink w:history="1" r:id="rIdzogiu4pbz-hkwhbgvb4hi">
         <w:r>
           <w:rPr>
             <w:rStyle w:val="Hyperlink"/>
@@ -1058,7 +1058,7 @@
       <w:r>
         <w:t xml:space="preserve"> — modifié — </w:t>
       </w:r>
-      <w:hyperlink w:history="1" r:id="rIdv8xdauvmuyn9wb2q0akk0">
+      <w:hyperlink w:history="1" r:id="rIdn24p6ay1xdpyeddkfcgtb">
         <w:r>
           <w:rPr>
             <w:rStyle w:val="Hyperlink"/>
@@ -1095,7 +1095,7 @@
       <w:r>
         <w:t xml:space="preserve"> — créé — </w:t>
       </w:r>
-      <w:hyperlink w:history="1" r:id="rIdsm3lpkf7kybisyvgwayzn">
+      <w:hyperlink w:history="1" r:id="rIdgjfm1jniuzzy5bbtbq-rj">
         <w:r>
           <w:rPr>
             <w:rStyle w:val="Hyperlink"/>
@@ -1124,7 +1124,7 @@
       <w:r>
         <w:t xml:space="preserve"> — modifié — </w:t>
       </w:r>
-      <w:hyperlink w:history="1" r:id="rId5u2hzbvow3nbjqws4nfo6">
+      <w:hyperlink w:history="1" r:id="rIdj34x8oaiiwfegrmd98vaw">
         <w:r>
           <w:rPr>
             <w:rStyle w:val="Hyperlink"/>
@@ -1161,7 +1161,7 @@
       <w:r>
         <w:t xml:space="preserve"> — modifié — </w:t>
       </w:r>
-      <w:hyperlink w:history="1" r:id="rIdclb_c2aexfugx80yzed7t">
+      <w:hyperlink w:history="1" r:id="rIdami8o1nrzblpakkeagczj">
         <w:r>
           <w:rPr>
             <w:rStyle w:val="Hyperlink"/>
@@ -1190,7 +1190,7 @@
       <w:r>
         <w:t xml:space="preserve"> — modifié — </w:t>
       </w:r>
-      <w:hyperlink w:history="1" r:id="rIdtkx6skctmdxfrnjn3gdak">
+      <w:hyperlink w:history="1" r:id="rIdk2pepzekk46-2kck2yisl">
         <w:r>
           <w:rPr>
             <w:rStyle w:val="Hyperlink"/>
@@ -1219,7 +1219,7 @@
       <w:r>
         <w:t xml:space="preserve"> — créé — </w:t>
       </w:r>
-      <w:hyperlink w:history="1" r:id="rIdg1qzxrwrkmqz5nopl-ilm">
+      <w:hyperlink w:history="1" r:id="rIdifio-xe-5cvehit3wcuy_">
         <w:r>
           <w:rPr>
             <w:rStyle w:val="Hyperlink"/>
@@ -1248,7 +1248,7 @@
       <w:r>
         <w:t xml:space="preserve"> — créé — </w:t>
       </w:r>
-      <w:hyperlink w:history="1" r:id="rIdnkyd0kah2bkbm75pebaj1">
+      <w:hyperlink w:history="1" r:id="rId4stgboy4_wcr7hoifr5q3">
         <w:r>
           <w:rPr>
             <w:rStyle w:val="Hyperlink"/>
@@ -1285,7 +1285,7 @@
       <w:r>
         <w:t xml:space="preserve"> — modifié — </w:t>
       </w:r>
-      <w:hyperlink w:history="1" r:id="rIdy2phragim-z3wlhxbf0sy">
+      <w:hyperlink w:history="1" r:id="rIdbza-001yyvk77p7e2ttaj">
         <w:r>
           <w:rPr>
             <w:rStyle w:val="Hyperlink"/>
@@ -1314,7 +1314,7 @@
       <w:r>
         <w:t xml:space="preserve"> — créé — </w:t>
       </w:r>
-      <w:hyperlink w:history="1" r:id="rIdnvzpt90rgpsccffxrywqw">
+      <w:hyperlink w:history="1" r:id="rIde-v4l2e-7kdsge7ew6xp6">
         <w:r>
           <w:rPr>
             <w:rStyle w:val="Hyperlink"/>

--- a/docs/developpement/phases/word/PHASE_51_CAISSES_CONNECTEES_VENTES_DUNE_CAISSE_EXTERNE_IMPORTEES.docx
+++ b/docs/developpement/phases/word/PHASE_51_CAISSES_CONNECTEES_VENTES_DUNE_CAISSE_EXTERNE_IMPORTEES.docx
@@ -20,7 +20,7 @@
       <w:r>
         <w:t xml:space="preserve">FlaiX Expert · dossier de développement · généré le 2026-10-19 depuis le dépôt </w:t>
       </w:r>
-      <w:hyperlink w:history="1" r:id="rIdhnx-nl6yhxuihdnngzp1k">
+      <w:hyperlink w:history="1" r:id="rIdf14km1mvlmwldgibzzxzl">
         <w:r>
           <w:rPr>
             <w:rStyle w:val="Hyperlink"/>
@@ -693,7 +693,7 @@
           <w:numId w:val="2"/>
         </w:numPr>
       </w:pPr>
-      <w:hyperlink w:history="1" r:id="rIdtoihxzmiouzb1wi77i-vg">
+      <w:hyperlink w:history="1" r:id="rIdywirphw38ueylkh2vryyk">
         <w:r>
           <w:rPr>
             <w:rStyle w:val="Hyperlink"/>
@@ -713,7 +713,7 @@
           <w:numId w:val="2"/>
         </w:numPr>
       </w:pPr>
-      <w:hyperlink w:history="1" r:id="rId9cbaicsagkaa9uvr1ejgd">
+      <w:hyperlink w:history="1" r:id="rIdgcqgtelkc52wonkyj39pg">
         <w:r>
           <w:rPr>
             <w:rStyle w:val="Hyperlink"/>
@@ -733,7 +733,7 @@
           <w:numId w:val="2"/>
         </w:numPr>
       </w:pPr>
-      <w:hyperlink w:history="1" r:id="rIdsk8ctkb7rqpa4_0yucow2">
+      <w:hyperlink w:history="1" r:id="rIdmllb4tw6d2ddrla8zq2lm">
         <w:r>
           <w:rPr>
             <w:rStyle w:val="Hyperlink"/>
@@ -781,7 +781,7 @@
       <w:r>
         <w:t xml:space="preserve"> — créé — </w:t>
       </w:r>
-      <w:hyperlink w:history="1" r:id="rId_dnb8rdsp-wjfyzdooc85">
+      <w:hyperlink w:history="1" r:id="rIdcjmbrnj0y3ejnihpnyzfj">
         <w:r>
           <w:rPr>
             <w:rStyle w:val="Hyperlink"/>
@@ -818,7 +818,7 @@
       <w:r>
         <w:t xml:space="preserve"> — créé — </w:t>
       </w:r>
-      <w:hyperlink w:history="1" r:id="rId1oqjtdbmxa3zlq5r4iw73">
+      <w:hyperlink w:history="1" r:id="rIdcbpoghxxdff8i6buvg750">
         <w:r>
           <w:rPr>
             <w:rStyle w:val="Hyperlink"/>
@@ -847,7 +847,7 @@
       <w:r>
         <w:t xml:space="preserve"> — modifié — </w:t>
       </w:r>
-      <w:hyperlink w:history="1" r:id="rIdg58oqo8nff7vpb9xxy0hu">
+      <w:hyperlink w:history="1" r:id="rIdz9f_fvmcuku3im-a4smcb">
         <w:r>
           <w:rPr>
             <w:rStyle w:val="Hyperlink"/>
@@ -876,7 +876,7 @@
       <w:r>
         <w:t xml:space="preserve"> — créé — </w:t>
       </w:r>
-      <w:hyperlink w:history="1" r:id="rIdtggita7crzlngsnnf1d3b">
+      <w:hyperlink w:history="1" r:id="rIdesqd92eprkbzhx-pilvi4">
         <w:r>
           <w:rPr>
             <w:rStyle w:val="Hyperlink"/>
@@ -913,7 +913,7 @@
       <w:r>
         <w:t xml:space="preserve"> — créé — </w:t>
       </w:r>
-      <w:hyperlink w:history="1" r:id="rId4d7oqy3quoriuqjyi4cfk">
+      <w:hyperlink w:history="1" r:id="rIdvuibobjukrexizo7t4njw">
         <w:r>
           <w:rPr>
             <w:rStyle w:val="Hyperlink"/>
@@ -942,7 +942,7 @@
       <w:r>
         <w:t xml:space="preserve"> — créé — </w:t>
       </w:r>
-      <w:hyperlink w:history="1" r:id="rIdgqut9vekk4ylonbiu4daf">
+      <w:hyperlink w:history="1" r:id="rId4dqyayu8k03qhqopmmfjq">
         <w:r>
           <w:rPr>
             <w:rStyle w:val="Hyperlink"/>
@@ -971,7 +971,7 @@
       <w:r>
         <w:t xml:space="preserve"> — modifié — </w:t>
       </w:r>
-      <w:hyperlink w:history="1" r:id="rId1-n6dsb_lbjlca7rrnbha">
+      <w:hyperlink w:history="1" r:id="rIdoypirnafz78vf6c9tq-vy">
         <w:r>
           <w:rPr>
             <w:rStyle w:val="Hyperlink"/>
@@ -1000,7 +1000,7 @@
       <w:r>
         <w:t xml:space="preserve"> — modifié — </w:t>
       </w:r>
-      <w:hyperlink w:history="1" r:id="rIdfzz4svvw4ioymvtvrxxd8">
+      <w:hyperlink w:history="1" r:id="rIdfg2-sfspkhm_kde-imwmr">
         <w:r>
           <w:rPr>
             <w:rStyle w:val="Hyperlink"/>
@@ -1029,7 +1029,7 @@
       <w:r>
         <w:t xml:space="preserve"> — modifié — </w:t>
       </w:r>
-      <w:hyperlink w:history="1" r:id="rIdzogiu4pbz-hkwhbgvb4hi">
+      <w:hyperlink w:history="1" r:id="rIdgiubmjrmxrd1-ifq0qsfc">
         <w:r>
           <w:rPr>
             <w:rStyle w:val="Hyperlink"/>
@@ -1058,7 +1058,7 @@
       <w:r>
         <w:t xml:space="preserve"> — modifié — </w:t>
       </w:r>
-      <w:hyperlink w:history="1" r:id="rIdn24p6ay1xdpyeddkfcgtb">
+      <w:hyperlink w:history="1" r:id="rIdeqfmcnr_p3q4p4hpyr-zv">
         <w:r>
           <w:rPr>
             <w:rStyle w:val="Hyperlink"/>
@@ -1095,7 +1095,7 @@
       <w:r>
         <w:t xml:space="preserve"> — créé — </w:t>
       </w:r>
-      <w:hyperlink w:history="1" r:id="rIdgjfm1jniuzzy5bbtbq-rj">
+      <w:hyperlink w:history="1" r:id="rIdpsbx3ddeysrngbrbju-5g">
         <w:r>
           <w:rPr>
             <w:rStyle w:val="Hyperlink"/>
@@ -1124,7 +1124,7 @@
       <w:r>
         <w:t xml:space="preserve"> — modifié — </w:t>
       </w:r>
-      <w:hyperlink w:history="1" r:id="rIdj34x8oaiiwfegrmd98vaw">
+      <w:hyperlink w:history="1" r:id="rIdthtcz_g4bytfm_liiplkm">
         <w:r>
           <w:rPr>
             <w:rStyle w:val="Hyperlink"/>
@@ -1161,7 +1161,7 @@
       <w:r>
         <w:t xml:space="preserve"> — modifié — </w:t>
       </w:r>
-      <w:hyperlink w:history="1" r:id="rIdami8o1nrzblpakkeagczj">
+      <w:hyperlink w:history="1" r:id="rIdwckmlyxmqjwiuoug6aduq">
         <w:r>
           <w:rPr>
             <w:rStyle w:val="Hyperlink"/>
@@ -1190,7 +1190,7 @@
       <w:r>
         <w:t xml:space="preserve"> — modifié — </w:t>
       </w:r>
-      <w:hyperlink w:history="1" r:id="rIdk2pepzekk46-2kck2yisl">
+      <w:hyperlink w:history="1" r:id="rIdlydbbl8wyaiw58fyyegtz">
         <w:r>
           <w:rPr>
             <w:rStyle w:val="Hyperlink"/>
@@ -1219,7 +1219,7 @@
       <w:r>
         <w:t xml:space="preserve"> — créé — </w:t>
       </w:r>
-      <w:hyperlink w:history="1" r:id="rIdifio-xe-5cvehit3wcuy_">
+      <w:hyperlink w:history="1" r:id="rIdfuc1lcs0u1wb0ucbw0yux">
         <w:r>
           <w:rPr>
             <w:rStyle w:val="Hyperlink"/>
@@ -1248,7 +1248,7 @@
       <w:r>
         <w:t xml:space="preserve"> — créé — </w:t>
       </w:r>
-      <w:hyperlink w:history="1" r:id="rId4stgboy4_wcr7hoifr5q3">
+      <w:hyperlink w:history="1" r:id="rIdviylt6vw109wzzf_ygb8k">
         <w:r>
           <w:rPr>
             <w:rStyle w:val="Hyperlink"/>
@@ -1285,7 +1285,7 @@
       <w:r>
         <w:t xml:space="preserve"> — modifié — </w:t>
       </w:r>
-      <w:hyperlink w:history="1" r:id="rIdbza-001yyvk77p7e2ttaj">
+      <w:hyperlink w:history="1" r:id="rIdbiyylcvtqordabqwanbg1">
         <w:r>
           <w:rPr>
             <w:rStyle w:val="Hyperlink"/>
@@ -1314,7 +1314,7 @@
       <w:r>
         <w:t xml:space="preserve"> — créé — </w:t>
       </w:r>
-      <w:hyperlink w:history="1" r:id="rIde-v4l2e-7kdsge7ew6xp6">
+      <w:hyperlink w:history="1" r:id="rIdyren-kpomn30pavbi6owy">
         <w:r>
           <w:rPr>
             <w:rStyle w:val="Hyperlink"/>

--- a/docs/developpement/phases/word/PHASE_51_CAISSES_CONNECTEES_VENTES_DUNE_CAISSE_EXTERNE_IMPORTEES.docx
+++ b/docs/developpement/phases/word/PHASE_51_CAISSES_CONNECTEES_VENTES_DUNE_CAISSE_EXTERNE_IMPORTEES.docx
@@ -20,7 +20,7 @@
       <w:r>
         <w:t xml:space="preserve">FlaiX Expert · dossier de développement · généré le 2026-10-19 depuis le dépôt </w:t>
       </w:r>
-      <w:hyperlink w:history="1" r:id="rIdf14km1mvlmwldgibzzxzl">
+      <w:hyperlink w:history="1" r:id="rId9nlqthcyahmw43cut2e0l">
         <w:r>
           <w:rPr>
             <w:rStyle w:val="Hyperlink"/>
@@ -693,7 +693,7 @@
           <w:numId w:val="2"/>
         </w:numPr>
       </w:pPr>
-      <w:hyperlink w:history="1" r:id="rIdywirphw38ueylkh2vryyk">
+      <w:hyperlink w:history="1" r:id="rIdq-led3b9awvymk7_ktp7m">
         <w:r>
           <w:rPr>
             <w:rStyle w:val="Hyperlink"/>
@@ -713,7 +713,7 @@
           <w:numId w:val="2"/>
         </w:numPr>
       </w:pPr>
-      <w:hyperlink w:history="1" r:id="rIdgcqgtelkc52wonkyj39pg">
+      <w:hyperlink w:history="1" r:id="rIduozp9cbj9bno1x99fsmev">
         <w:r>
           <w:rPr>
             <w:rStyle w:val="Hyperlink"/>
@@ -733,7 +733,7 @@
           <w:numId w:val="2"/>
         </w:numPr>
       </w:pPr>
-      <w:hyperlink w:history="1" r:id="rIdmllb4tw6d2ddrla8zq2lm">
+      <w:hyperlink w:history="1" r:id="rIddur_qnx1c0vq5guwhmrc1">
         <w:r>
           <w:rPr>
             <w:rStyle w:val="Hyperlink"/>
@@ -781,7 +781,7 @@
       <w:r>
         <w:t xml:space="preserve"> — créé — </w:t>
       </w:r>
-      <w:hyperlink w:history="1" r:id="rIdcjmbrnj0y3ejnihpnyzfj">
+      <w:hyperlink w:history="1" r:id="rIddpk7bblwsfjbbbv1xe1_5">
         <w:r>
           <w:rPr>
             <w:rStyle w:val="Hyperlink"/>
@@ -818,7 +818,7 @@
       <w:r>
         <w:t xml:space="preserve"> — créé — </w:t>
       </w:r>
-      <w:hyperlink w:history="1" r:id="rIdcbpoghxxdff8i6buvg750">
+      <w:hyperlink w:history="1" r:id="rIdghu6781m81mizol_usq1l">
         <w:r>
           <w:rPr>
             <w:rStyle w:val="Hyperlink"/>
@@ -847,7 +847,7 @@
       <w:r>
         <w:t xml:space="preserve"> — modifié — </w:t>
       </w:r>
-      <w:hyperlink w:history="1" r:id="rIdz9f_fvmcuku3im-a4smcb">
+      <w:hyperlink w:history="1" r:id="rIdwnegqthjnnrlck81i3qjl">
         <w:r>
           <w:rPr>
             <w:rStyle w:val="Hyperlink"/>
@@ -876,7 +876,7 @@
       <w:r>
         <w:t xml:space="preserve"> — créé — </w:t>
       </w:r>
-      <w:hyperlink w:history="1" r:id="rIdesqd92eprkbzhx-pilvi4">
+      <w:hyperlink w:history="1" r:id="rIdxqpnq564uajpvebqntazu">
         <w:r>
           <w:rPr>
             <w:rStyle w:val="Hyperlink"/>
@@ -913,7 +913,7 @@
       <w:r>
         <w:t xml:space="preserve"> — créé — </w:t>
       </w:r>
-      <w:hyperlink w:history="1" r:id="rIdvuibobjukrexizo7t4njw">
+      <w:hyperlink w:history="1" r:id="rId274bx1zyueyfhmbc8tmcm">
         <w:r>
           <w:rPr>
             <w:rStyle w:val="Hyperlink"/>
@@ -942,7 +942,7 @@
       <w:r>
         <w:t xml:space="preserve"> — créé — </w:t>
       </w:r>
-      <w:hyperlink w:history="1" r:id="rId4dqyayu8k03qhqopmmfjq">
+      <w:hyperlink w:history="1" r:id="rIdkbjyurhopgt4oaqi4sl9z">
         <w:r>
           <w:rPr>
             <w:rStyle w:val="Hyperlink"/>
@@ -971,7 +971,7 @@
       <w:r>
         <w:t xml:space="preserve"> — modifié — </w:t>
       </w:r>
-      <w:hyperlink w:history="1" r:id="rIdoypirnafz78vf6c9tq-vy">
+      <w:hyperlink w:history="1" r:id="rIdt3e6qn1uoxo5bbzci3gmj">
         <w:r>
           <w:rPr>
             <w:rStyle w:val="Hyperlink"/>
@@ -1000,7 +1000,7 @@
       <w:r>
         <w:t xml:space="preserve"> — modifié — </w:t>
       </w:r>
-      <w:hyperlink w:history="1" r:id="rIdfg2-sfspkhm_kde-imwmr">
+      <w:hyperlink w:history="1" r:id="rIdableipxnwn19alym5ktbb">
         <w:r>
           <w:rPr>
             <w:rStyle w:val="Hyperlink"/>
@@ -1029,7 +1029,7 @@
       <w:r>
         <w:t xml:space="preserve"> — modifié — </w:t>
       </w:r>
-      <w:hyperlink w:history="1" r:id="rIdgiubmjrmxrd1-ifq0qsfc">
+      <w:hyperlink w:history="1" r:id="rIda6vjizhcf5evadufybn4o">
         <w:r>
           <w:rPr>
             <w:rStyle w:val="Hyperlink"/>
@@ -1058,7 +1058,7 @@
       <w:r>
         <w:t xml:space="preserve"> — modifié — </w:t>
       </w:r>
-      <w:hyperlink w:history="1" r:id="rIdeqfmcnr_p3q4p4hpyr-zv">
+      <w:hyperlink w:history="1" r:id="rIdavrim4iflngk1e-h7z4xr">
         <w:r>
           <w:rPr>
             <w:rStyle w:val="Hyperlink"/>
@@ -1095,7 +1095,7 @@
       <w:r>
         <w:t xml:space="preserve"> — créé — </w:t>
       </w:r>
-      <w:hyperlink w:history="1" r:id="rIdpsbx3ddeysrngbrbju-5g">
+      <w:hyperlink w:history="1" r:id="rId12uyuniayg2qyrwxbe8er">
         <w:r>
           <w:rPr>
             <w:rStyle w:val="Hyperlink"/>
@@ -1124,7 +1124,7 @@
       <w:r>
         <w:t xml:space="preserve"> — modifié — </w:t>
       </w:r>
-      <w:hyperlink w:history="1" r:id="rIdthtcz_g4bytfm_liiplkm">
+      <w:hyperlink w:history="1" r:id="rIdusqahtpsqypjmhh0iozag">
         <w:r>
           <w:rPr>
             <w:rStyle w:val="Hyperlink"/>
@@ -1161,7 +1161,7 @@
       <w:r>
         <w:t xml:space="preserve"> — modifié — </w:t>
       </w:r>
-      <w:hyperlink w:history="1" r:id="rIdwckmlyxmqjwiuoug6aduq">
+      <w:hyperlink w:history="1" r:id="rIdublntyt7vxjy5bfev4rms">
         <w:r>
           <w:rPr>
             <w:rStyle w:val="Hyperlink"/>
@@ -1190,7 +1190,7 @@
       <w:r>
         <w:t xml:space="preserve"> — modifié — </w:t>
       </w:r>
-      <w:hyperlink w:history="1" r:id="rIdlydbbl8wyaiw58fyyegtz">
+      <w:hyperlink w:history="1" r:id="rIdvergjrlxtqjqydzvoo9mn">
         <w:r>
           <w:rPr>
             <w:rStyle w:val="Hyperlink"/>
@@ -1219,7 +1219,7 @@
       <w:r>
         <w:t xml:space="preserve"> — créé — </w:t>
       </w:r>
-      <w:hyperlink w:history="1" r:id="rIdfuc1lcs0u1wb0ucbw0yux">
+      <w:hyperlink w:history="1" r:id="rId2mzi5m1bx6v-unfg_culx">
         <w:r>
           <w:rPr>
             <w:rStyle w:val="Hyperlink"/>
@@ -1248,7 +1248,7 @@
       <w:r>
         <w:t xml:space="preserve"> — créé — </w:t>
       </w:r>
-      <w:hyperlink w:history="1" r:id="rIdviylt6vw109wzzf_ygb8k">
+      <w:hyperlink w:history="1" r:id="rIddjfbeiolg7hmw8ajdnqzg">
         <w:r>
           <w:rPr>
             <w:rStyle w:val="Hyperlink"/>
@@ -1285,7 +1285,7 @@
       <w:r>
         <w:t xml:space="preserve"> — modifié — </w:t>
       </w:r>
-      <w:hyperlink w:history="1" r:id="rIdbiyylcvtqordabqwanbg1">
+      <w:hyperlink w:history="1" r:id="rIdf8abqkrkfaqwoy28w5zqq">
         <w:r>
           <w:rPr>
             <w:rStyle w:val="Hyperlink"/>
@@ -1314,7 +1314,7 @@
       <w:r>
         <w:t xml:space="preserve"> — créé — </w:t>
       </w:r>
-      <w:hyperlink w:history="1" r:id="rIdyren-kpomn30pavbi6owy">
+      <w:hyperlink w:history="1" r:id="rIdwdnilsdbabszp1jjdchqr">
         <w:r>
           <w:rPr>
             <w:rStyle w:val="Hyperlink"/>
@@ -1645,6 +1645,34 @@
       </w:pPr>
       <w:r>
         <w:t xml:space="preserve">nom proche : proposé ; contenances différentes jamais confondues ; nom sans rapport : rien</w:t>
+      </w:r>
+    </w:p>
+    <w:p>
+      <w:pPr>
+        <w:pStyle w:val="ListParagraph"/>
+        <w:numPr>
+          <w:ilvl w:val="0"/>
+          <w:numId w:val="2"/>
+        </w:numPr>
+      </w:pPr>
+      <w:r>
+        <w:rPr>
+          <w:b/>
+          <w:bCs/>
+        </w:rPr>
+        <w:t xml:space="preserve">export de L'Addition (§15.168)</w:t>
+      </w:r>
+    </w:p>
+    <w:p>
+      <w:pPr>
+        <w:pStyle w:val="ListParagraph"/>
+        <w:numPr>
+          <w:ilvl w:val="1"/>
+          <w:numId w:val="2"/>
+        </w:numPr>
+      </w:pPr>
+      <w:r>
+        <w:t xml:space="preserve">colonnes reconnues (taux, paiements, salle, remises, offerts), « - » vide, ligne Total ignorée, remise et offert retirés</w:t>
       </w:r>
     </w:p>
     <w:p>

--- a/docs/developpement/phases/word/PHASE_51_CAISSES_CONNECTEES_VENTES_DUNE_CAISSE_EXTERNE_IMPORTEES.docx
+++ b/docs/developpement/phases/word/PHASE_51_CAISSES_CONNECTEES_VENTES_DUNE_CAISSE_EXTERNE_IMPORTEES.docx
@@ -20,7 +20,7 @@
       <w:r>
         <w:t xml:space="preserve">FlaiX Expert · dossier de développement · généré le 2026-10-19 depuis le dépôt </w:t>
       </w:r>
-      <w:hyperlink w:history="1" r:id="rId9nlqthcyahmw43cut2e0l">
+      <w:hyperlink w:history="1" r:id="rIdxqphnjxk9cuc0dlp7_mun">
         <w:r>
           <w:rPr>
             <w:rStyle w:val="Hyperlink"/>
@@ -693,7 +693,7 @@
           <w:numId w:val="2"/>
         </w:numPr>
       </w:pPr>
-      <w:hyperlink w:history="1" r:id="rIdq-led3b9awvymk7_ktp7m">
+      <w:hyperlink w:history="1" r:id="rIdulyy27zynul7xuourzf0a">
         <w:r>
           <w:rPr>
             <w:rStyle w:val="Hyperlink"/>
@@ -713,7 +713,7 @@
           <w:numId w:val="2"/>
         </w:numPr>
       </w:pPr>
-      <w:hyperlink w:history="1" r:id="rIduozp9cbj9bno1x99fsmev">
+      <w:hyperlink w:history="1" r:id="rIdf9hopb02gabwmwasc3jls">
         <w:r>
           <w:rPr>
             <w:rStyle w:val="Hyperlink"/>
@@ -733,7 +733,7 @@
           <w:numId w:val="2"/>
         </w:numPr>
       </w:pPr>
-      <w:hyperlink w:history="1" r:id="rIddur_qnx1c0vq5guwhmrc1">
+      <w:hyperlink w:history="1" r:id="rIdeicbxxfqcxm1wlcwn5uve">
         <w:r>
           <w:rPr>
             <w:rStyle w:val="Hyperlink"/>
@@ -781,7 +781,7 @@
       <w:r>
         <w:t xml:space="preserve"> — créé — </w:t>
       </w:r>
-      <w:hyperlink w:history="1" r:id="rIddpk7bblwsfjbbbv1xe1_5">
+      <w:hyperlink w:history="1" r:id="rIdopyz0aotroaf8g3osgs33">
         <w:r>
           <w:rPr>
             <w:rStyle w:val="Hyperlink"/>
@@ -818,7 +818,7 @@
       <w:r>
         <w:t xml:space="preserve"> — créé — </w:t>
       </w:r>
-      <w:hyperlink w:history="1" r:id="rIdghu6781m81mizol_usq1l">
+      <w:hyperlink w:history="1" r:id="rIdsdbk0pqckbvh_pbte12jv">
         <w:r>
           <w:rPr>
             <w:rStyle w:val="Hyperlink"/>
@@ -847,7 +847,7 @@
       <w:r>
         <w:t xml:space="preserve"> — modifié — </w:t>
       </w:r>
-      <w:hyperlink w:history="1" r:id="rIdwnegqthjnnrlck81i3qjl">
+      <w:hyperlink w:history="1" r:id="rIdorcuowoyuox-iec2sljop">
         <w:r>
           <w:rPr>
             <w:rStyle w:val="Hyperlink"/>
@@ -876,7 +876,7 @@
       <w:r>
         <w:t xml:space="preserve"> — créé — </w:t>
       </w:r>
-      <w:hyperlink w:history="1" r:id="rIdxqpnq564uajpvebqntazu">
+      <w:hyperlink w:history="1" r:id="rIdzeq7owjpfps48dhkuuqpf">
         <w:r>
           <w:rPr>
             <w:rStyle w:val="Hyperlink"/>
@@ -913,7 +913,7 @@
       <w:r>
         <w:t xml:space="preserve"> — créé — </w:t>
       </w:r>
-      <w:hyperlink w:history="1" r:id="rId274bx1zyueyfhmbc8tmcm">
+      <w:hyperlink w:history="1" r:id="rId95fkpx3tstytlsxugpyuk">
         <w:r>
           <w:rPr>
             <w:rStyle w:val="Hyperlink"/>
@@ -942,7 +942,7 @@
       <w:r>
         <w:t xml:space="preserve"> — créé — </w:t>
       </w:r>
-      <w:hyperlink w:history="1" r:id="rIdkbjyurhopgt4oaqi4sl9z">
+      <w:hyperlink w:history="1" r:id="rIdez94yqn7cw6ipfmids4sb">
         <w:r>
           <w:rPr>
             <w:rStyle w:val="Hyperlink"/>
@@ -971,7 +971,7 @@
       <w:r>
         <w:t xml:space="preserve"> — modifié — </w:t>
       </w:r>
-      <w:hyperlink w:history="1" r:id="rIdt3e6qn1uoxo5bbzci3gmj">
+      <w:hyperlink w:history="1" r:id="rIdu9hejet7jf3teuza_t_yb">
         <w:r>
           <w:rPr>
             <w:rStyle w:val="Hyperlink"/>
@@ -1000,7 +1000,7 @@
       <w:r>
         <w:t xml:space="preserve"> — modifié — </w:t>
       </w:r>
-      <w:hyperlink w:history="1" r:id="rIdableipxnwn19alym5ktbb">
+      <w:hyperlink w:history="1" r:id="rId8wpomc8k-o6eq6atrwyw3">
         <w:r>
           <w:rPr>
             <w:rStyle w:val="Hyperlink"/>
@@ -1029,7 +1029,7 @@
       <w:r>
         <w:t xml:space="preserve"> — modifié — </w:t>
       </w:r>
-      <w:hyperlink w:history="1" r:id="rIda6vjizhcf5evadufybn4o">
+      <w:hyperlink w:history="1" r:id="rIdwqxq4jehgh3ojnkgslumj">
         <w:r>
           <w:rPr>
             <w:rStyle w:val="Hyperlink"/>
@@ -1058,7 +1058,7 @@
       <w:r>
         <w:t xml:space="preserve"> — modifié — </w:t>
       </w:r>
-      <w:hyperlink w:history="1" r:id="rIdavrim4iflngk1e-h7z4xr">
+      <w:hyperlink w:history="1" r:id="rIdxdcbj_snqykcitbtvkbkc">
         <w:r>
           <w:rPr>
             <w:rStyle w:val="Hyperlink"/>
@@ -1095,7 +1095,7 @@
       <w:r>
         <w:t xml:space="preserve"> — créé — </w:t>
       </w:r>
-      <w:hyperlink w:history="1" r:id="rId12uyuniayg2qyrwxbe8er">
+      <w:hyperlink w:history="1" r:id="rIdhn3yrwbfk9ojeielab5fm">
         <w:r>
           <w:rPr>
             <w:rStyle w:val="Hyperlink"/>
@@ -1124,7 +1124,7 @@
       <w:r>
         <w:t xml:space="preserve"> — modifié — </w:t>
       </w:r>
-      <w:hyperlink w:history="1" r:id="rIdusqahtpsqypjmhh0iozag">
+      <w:hyperlink w:history="1" r:id="rIdc7fckbjcq6p0skbq3tm3h">
         <w:r>
           <w:rPr>
             <w:rStyle w:val="Hyperlink"/>
@@ -1161,7 +1161,7 @@
       <w:r>
         <w:t xml:space="preserve"> — modifié — </w:t>
       </w:r>
-      <w:hyperlink w:history="1" r:id="rIdublntyt7vxjy5bfev4rms">
+      <w:hyperlink w:history="1" r:id="rIdvrlig66xk1ec8j7gx_lk4">
         <w:r>
           <w:rPr>
             <w:rStyle w:val="Hyperlink"/>
@@ -1190,7 +1190,7 @@
       <w:r>
         <w:t xml:space="preserve"> — modifié — </w:t>
       </w:r>
-      <w:hyperlink w:history="1" r:id="rIdvergjrlxtqjqydzvoo9mn">
+      <w:hyperlink w:history="1" r:id="rIdzgbre6albtbwfqgh5jchb">
         <w:r>
           <w:rPr>
             <w:rStyle w:val="Hyperlink"/>
@@ -1219,7 +1219,7 @@
       <w:r>
         <w:t xml:space="preserve"> — créé — </w:t>
       </w:r>
-      <w:hyperlink w:history="1" r:id="rId2mzi5m1bx6v-unfg_culx">
+      <w:hyperlink w:history="1" r:id="rIdz0i1vjba5ozirzx3laep9">
         <w:r>
           <w:rPr>
             <w:rStyle w:val="Hyperlink"/>
@@ -1248,7 +1248,7 @@
       <w:r>
         <w:t xml:space="preserve"> — créé — </w:t>
       </w:r>
-      <w:hyperlink w:history="1" r:id="rIddjfbeiolg7hmw8ajdnqzg">
+      <w:hyperlink w:history="1" r:id="rId1tcdnkfv0thwi6kohbbzk">
         <w:r>
           <w:rPr>
             <w:rStyle w:val="Hyperlink"/>
@@ -1285,7 +1285,7 @@
       <w:r>
         <w:t xml:space="preserve"> — modifié — </w:t>
       </w:r>
-      <w:hyperlink w:history="1" r:id="rIdf8abqkrkfaqwoy28w5zqq">
+      <w:hyperlink w:history="1" r:id="rIdetgwcebwvebkwp1fxdrsq">
         <w:r>
           <w:rPr>
             <w:rStyle w:val="Hyperlink"/>
@@ -1314,7 +1314,7 @@
       <w:r>
         <w:t xml:space="preserve"> — créé — </w:t>
       </w:r>
-      <w:hyperlink w:history="1" r:id="rIdwdnilsdbabszp1jjdchqr">
+      <w:hyperlink w:history="1" r:id="rIde9mcyzhnnqr2itqanhecz">
         <w:r>
           <w:rPr>
             <w:rStyle w:val="Hyperlink"/>

--- a/docs/developpement/phases/word/PHASE_51_CAISSES_CONNECTEES_VENTES_DUNE_CAISSE_EXTERNE_IMPORTEES.docx
+++ b/docs/developpement/phases/word/PHASE_51_CAISSES_CONNECTEES_VENTES_DUNE_CAISSE_EXTERNE_IMPORTEES.docx
@@ -18,9 +18,9 @@
         <w:shd w:fill="F6F3FF" w:color="auto" w:val="clear"/>
       </w:pPr>
       <w:r>
-        <w:t xml:space="preserve">FlaiX Expert · dossier de développement · généré le 2026-10-19 depuis le dépôt </w:t>
-      </w:r>
-      <w:hyperlink w:history="1" r:id="rIdxqphnjxk9cuc0dlp7_mun">
+        <w:t xml:space="preserve">FlaiX Expert · dossier de développement · généré le 2026-10-21 depuis le dépôt </w:t>
+      </w:r>
+      <w:hyperlink w:history="1" r:id="rIdkgcaxhfy4xlell4w5dsl-">
         <w:r>
           <w:rPr>
             <w:rStyle w:val="Hyperlink"/>
@@ -693,7 +693,7 @@
           <w:numId w:val="2"/>
         </w:numPr>
       </w:pPr>
-      <w:hyperlink w:history="1" r:id="rIdulyy27zynul7xuourzf0a">
+      <w:hyperlink w:history="1" r:id="rIdjokqnw1dsjv69hn0hvpal">
         <w:r>
           <w:rPr>
             <w:rStyle w:val="Hyperlink"/>
@@ -713,7 +713,7 @@
           <w:numId w:val="2"/>
         </w:numPr>
       </w:pPr>
-      <w:hyperlink w:history="1" r:id="rIdf9hopb02gabwmwasc3jls">
+      <w:hyperlink w:history="1" r:id="rId9w0_qhxwf7yfhlfvreft6">
         <w:r>
           <w:rPr>
             <w:rStyle w:val="Hyperlink"/>
@@ -733,7 +733,7 @@
           <w:numId w:val="2"/>
         </w:numPr>
       </w:pPr>
-      <w:hyperlink w:history="1" r:id="rIdeicbxxfqcxm1wlcwn5uve">
+      <w:hyperlink w:history="1" r:id="rIdpqgw9rsw5xrm8dkjakbsb">
         <w:r>
           <w:rPr>
             <w:rStyle w:val="Hyperlink"/>
@@ -781,7 +781,7 @@
       <w:r>
         <w:t xml:space="preserve"> — créé — </w:t>
       </w:r>
-      <w:hyperlink w:history="1" r:id="rIdopyz0aotroaf8g3osgs33">
+      <w:hyperlink w:history="1" r:id="rIdwnnb9hpraonkxpk3we-ff">
         <w:r>
           <w:rPr>
             <w:rStyle w:val="Hyperlink"/>
@@ -818,7 +818,7 @@
       <w:r>
         <w:t xml:space="preserve"> — créé — </w:t>
       </w:r>
-      <w:hyperlink w:history="1" r:id="rIdsdbk0pqckbvh_pbte12jv">
+      <w:hyperlink w:history="1" r:id="rIdvayep9v_njinokgbshtoo">
         <w:r>
           <w:rPr>
             <w:rStyle w:val="Hyperlink"/>
@@ -847,7 +847,7 @@
       <w:r>
         <w:t xml:space="preserve"> — modifié — </w:t>
       </w:r>
-      <w:hyperlink w:history="1" r:id="rIdorcuowoyuox-iec2sljop">
+      <w:hyperlink w:history="1" r:id="rIdhbc88qx6hh92fgnotc7pp">
         <w:r>
           <w:rPr>
             <w:rStyle w:val="Hyperlink"/>
@@ -876,7 +876,7 @@
       <w:r>
         <w:t xml:space="preserve"> — créé — </w:t>
       </w:r>
-      <w:hyperlink w:history="1" r:id="rIdzeq7owjpfps48dhkuuqpf">
+      <w:hyperlink w:history="1" r:id="rId-kfceunldr-bh7zumvzic">
         <w:r>
           <w:rPr>
             <w:rStyle w:val="Hyperlink"/>
@@ -913,7 +913,7 @@
       <w:r>
         <w:t xml:space="preserve"> — créé — </w:t>
       </w:r>
-      <w:hyperlink w:history="1" r:id="rId95fkpx3tstytlsxugpyuk">
+      <w:hyperlink w:history="1" r:id="rIdmgety1lwaih0jiesemeza">
         <w:r>
           <w:rPr>
             <w:rStyle w:val="Hyperlink"/>
@@ -942,7 +942,7 @@
       <w:r>
         <w:t xml:space="preserve"> — créé — </w:t>
       </w:r>
-      <w:hyperlink w:history="1" r:id="rIdez94yqn7cw6ipfmids4sb">
+      <w:hyperlink w:history="1" r:id="rIdaxejf2uapngei08zp9xyo">
         <w:r>
           <w:rPr>
             <w:rStyle w:val="Hyperlink"/>
@@ -971,7 +971,7 @@
       <w:r>
         <w:t xml:space="preserve"> — modifié — </w:t>
       </w:r>
-      <w:hyperlink w:history="1" r:id="rIdu9hejet7jf3teuza_t_yb">
+      <w:hyperlink w:history="1" r:id="rId4xww69ysnudevfs7jel0c">
         <w:r>
           <w:rPr>
             <w:rStyle w:val="Hyperlink"/>
@@ -1000,7 +1000,7 @@
       <w:r>
         <w:t xml:space="preserve"> — modifié — </w:t>
       </w:r>
-      <w:hyperlink w:history="1" r:id="rId8wpomc8k-o6eq6atrwyw3">
+      <w:hyperlink w:history="1" r:id="rIdtsvvfrzib1xm4dxnguprp">
         <w:r>
           <w:rPr>
             <w:rStyle w:val="Hyperlink"/>
@@ -1029,7 +1029,7 @@
       <w:r>
         <w:t xml:space="preserve"> — modifié — </w:t>
       </w:r>
-      <w:hyperlink w:history="1" r:id="rIdwqxq4jehgh3ojnkgslumj">
+      <w:hyperlink w:history="1" r:id="rIdqkimedo5sdziwc2-1l3sz">
         <w:r>
           <w:rPr>
             <w:rStyle w:val="Hyperlink"/>
@@ -1058,7 +1058,7 @@
       <w:r>
         <w:t xml:space="preserve"> — modifié — </w:t>
       </w:r>
-      <w:hyperlink w:history="1" r:id="rIdxdcbj_snqykcitbtvkbkc">
+      <w:hyperlink w:history="1" r:id="rIdyhehm5oydmklliqftewk9">
         <w:r>
           <w:rPr>
             <w:rStyle w:val="Hyperlink"/>
@@ -1095,7 +1095,7 @@
       <w:r>
         <w:t xml:space="preserve"> — créé — </w:t>
       </w:r>
-      <w:hyperlink w:history="1" r:id="rIdhn3yrwbfk9ojeielab5fm">
+      <w:hyperlink w:history="1" r:id="rId7fidjrczayfy0i0wks0cl">
         <w:r>
           <w:rPr>
             <w:rStyle w:val="Hyperlink"/>
@@ -1124,7 +1124,7 @@
       <w:r>
         <w:t xml:space="preserve"> — modifié — </w:t>
       </w:r>
-      <w:hyperlink w:history="1" r:id="rIdc7fckbjcq6p0skbq3tm3h">
+      <w:hyperlink w:history="1" r:id="rIdgrimnrmqbp1asmrpfjieg">
         <w:r>
           <w:rPr>
             <w:rStyle w:val="Hyperlink"/>
@@ -1161,7 +1161,7 @@
       <w:r>
         <w:t xml:space="preserve"> — modifié — </w:t>
       </w:r>
-      <w:hyperlink w:history="1" r:id="rIdvrlig66xk1ec8j7gx_lk4">
+      <w:hyperlink w:history="1" r:id="rId8unsunandp9uoysox-j0n">
         <w:r>
           <w:rPr>
             <w:rStyle w:val="Hyperlink"/>
@@ -1190,7 +1190,7 @@
       <w:r>
         <w:t xml:space="preserve"> — modifié — </w:t>
       </w:r>
-      <w:hyperlink w:history="1" r:id="rIdzgbre6albtbwfqgh5jchb">
+      <w:hyperlink w:history="1" r:id="rId9zidzhoe6yaukj8tran0k">
         <w:r>
           <w:rPr>
             <w:rStyle w:val="Hyperlink"/>
@@ -1219,7 +1219,7 @@
       <w:r>
         <w:t xml:space="preserve"> — créé — </w:t>
       </w:r>
-      <w:hyperlink w:history="1" r:id="rIdz0i1vjba5ozirzx3laep9">
+      <w:hyperlink w:history="1" r:id="rIdbufpvp_jhf05vvb_rh98v">
         <w:r>
           <w:rPr>
             <w:rStyle w:val="Hyperlink"/>
@@ -1248,7 +1248,7 @@
       <w:r>
         <w:t xml:space="preserve"> — créé — </w:t>
       </w:r>
-      <w:hyperlink w:history="1" r:id="rId1tcdnkfv0thwi6kohbbzk">
+      <w:hyperlink w:history="1" r:id="rIdy_vcdz49k-6hewflzsegl">
         <w:r>
           <w:rPr>
             <w:rStyle w:val="Hyperlink"/>
@@ -1285,7 +1285,7 @@
       <w:r>
         <w:t xml:space="preserve"> — modifié — </w:t>
       </w:r>
-      <w:hyperlink w:history="1" r:id="rIdetgwcebwvebkwp1fxdrsq">
+      <w:hyperlink w:history="1" r:id="rId-xcjul88mubqcjqfc5grl">
         <w:r>
           <w:rPr>
             <w:rStyle w:val="Hyperlink"/>
@@ -1314,7 +1314,7 @@
       <w:r>
         <w:t xml:space="preserve"> — créé — </w:t>
       </w:r>
-      <w:hyperlink w:history="1" r:id="rIde9mcyzhnnqr2itqanhecz">
+      <w:hyperlink w:history="1" r:id="rIdpzzlhxlpeqzmbt_iwxxqq">
         <w:r>
           <w:rPr>
             <w:rStyle w:val="Hyperlink"/>

--- a/docs/developpement/phases/word/PHASE_51_CAISSES_CONNECTEES_VENTES_DUNE_CAISSE_EXTERNE_IMPORTEES.docx
+++ b/docs/developpement/phases/word/PHASE_51_CAISSES_CONNECTEES_VENTES_DUNE_CAISSE_EXTERNE_IMPORTEES.docx
@@ -20,7 +20,7 @@
       <w:r>
         <w:t xml:space="preserve">FlaiX Expert · dossier de développement · généré le 2026-10-21 depuis le dépôt </w:t>
       </w:r>
-      <w:hyperlink w:history="1" r:id="rIdkgcaxhfy4xlell4w5dsl-">
+      <w:hyperlink w:history="1" r:id="rIdazh1mgwsrotapmczgjbnn">
         <w:r>
           <w:rPr>
             <w:rStyle w:val="Hyperlink"/>
@@ -693,7 +693,7 @@
           <w:numId w:val="2"/>
         </w:numPr>
       </w:pPr>
-      <w:hyperlink w:history="1" r:id="rIdjokqnw1dsjv69hn0hvpal">
+      <w:hyperlink w:history="1" r:id="rIdqz230rum_lfp4epttng9c">
         <w:r>
           <w:rPr>
             <w:rStyle w:val="Hyperlink"/>
@@ -713,7 +713,7 @@
           <w:numId w:val="2"/>
         </w:numPr>
       </w:pPr>
-      <w:hyperlink w:history="1" r:id="rId9w0_qhxwf7yfhlfvreft6">
+      <w:hyperlink w:history="1" r:id="rIdjoz_do4jkxben1jijidaz">
         <w:r>
           <w:rPr>
             <w:rStyle w:val="Hyperlink"/>
@@ -733,7 +733,7 @@
           <w:numId w:val="2"/>
         </w:numPr>
       </w:pPr>
-      <w:hyperlink w:history="1" r:id="rIdpqgw9rsw5xrm8dkjakbsb">
+      <w:hyperlink w:history="1" r:id="rIdvmozh6vye7zaiu3wkeuvz">
         <w:r>
           <w:rPr>
             <w:rStyle w:val="Hyperlink"/>
@@ -781,7 +781,7 @@
       <w:r>
         <w:t xml:space="preserve"> — créé — </w:t>
       </w:r>
-      <w:hyperlink w:history="1" r:id="rIdwnnb9hpraonkxpk3we-ff">
+      <w:hyperlink w:history="1" r:id="rId_wr70oi5pbfhecjygv6ax">
         <w:r>
           <w:rPr>
             <w:rStyle w:val="Hyperlink"/>
@@ -818,7 +818,7 @@
       <w:r>
         <w:t xml:space="preserve"> — créé — </w:t>
       </w:r>
-      <w:hyperlink w:history="1" r:id="rIdvayep9v_njinokgbshtoo">
+      <w:hyperlink w:history="1" r:id="rIdwt7-suxoynifvgqpnvliv">
         <w:r>
           <w:rPr>
             <w:rStyle w:val="Hyperlink"/>
@@ -847,7 +847,7 @@
       <w:r>
         <w:t xml:space="preserve"> — modifié — </w:t>
       </w:r>
-      <w:hyperlink w:history="1" r:id="rIdhbc88qx6hh92fgnotc7pp">
+      <w:hyperlink w:history="1" r:id="rIdun50ogdss7_vxcuckqs4n">
         <w:r>
           <w:rPr>
             <w:rStyle w:val="Hyperlink"/>
@@ -876,7 +876,7 @@
       <w:r>
         <w:t xml:space="preserve"> — créé — </w:t>
       </w:r>
-      <w:hyperlink w:history="1" r:id="rId-kfceunldr-bh7zumvzic">
+      <w:hyperlink w:history="1" r:id="rIdru2ztfziusrax6v5sntbu">
         <w:r>
           <w:rPr>
             <w:rStyle w:val="Hyperlink"/>
@@ -913,7 +913,7 @@
       <w:r>
         <w:t xml:space="preserve"> — créé — </w:t>
       </w:r>
-      <w:hyperlink w:history="1" r:id="rIdmgety1lwaih0jiesemeza">
+      <w:hyperlink w:history="1" r:id="rIdonmqccu-d5sz6ppq-rvxt">
         <w:r>
           <w:rPr>
             <w:rStyle w:val="Hyperlink"/>
@@ -942,7 +942,7 @@
       <w:r>
         <w:t xml:space="preserve"> — créé — </w:t>
       </w:r>
-      <w:hyperlink w:history="1" r:id="rIdaxejf2uapngei08zp9xyo">
+      <w:hyperlink w:history="1" r:id="rIdf0s-9i-akzlwaykf4zeaw">
         <w:r>
           <w:rPr>
             <w:rStyle w:val="Hyperlink"/>
@@ -971,7 +971,7 @@
       <w:r>
         <w:t xml:space="preserve"> — modifié — </w:t>
       </w:r>
-      <w:hyperlink w:history="1" r:id="rId4xww69ysnudevfs7jel0c">
+      <w:hyperlink w:history="1" r:id="rIds7ylzlwll0y-te2ab9hdk">
         <w:r>
           <w:rPr>
             <w:rStyle w:val="Hyperlink"/>
@@ -1000,7 +1000,7 @@
       <w:r>
         <w:t xml:space="preserve"> — modifié — </w:t>
       </w:r>
-      <w:hyperlink w:history="1" r:id="rIdtsvvfrzib1xm4dxnguprp">
+      <w:hyperlink w:history="1" r:id="rId85mmpkorzryrl_pdn4m02">
         <w:r>
           <w:rPr>
             <w:rStyle w:val="Hyperlink"/>
@@ -1029,7 +1029,7 @@
       <w:r>
         <w:t xml:space="preserve"> — modifié — </w:t>
       </w:r>
-      <w:hyperlink w:history="1" r:id="rIdqkimedo5sdziwc2-1l3sz">
+      <w:hyperlink w:history="1" r:id="rId4-oldcrpfu6xk67bxqeyo">
         <w:r>
           <w:rPr>
             <w:rStyle w:val="Hyperlink"/>
@@ -1058,7 +1058,7 @@
       <w:r>
         <w:t xml:space="preserve"> — modifié — </w:t>
       </w:r>
-      <w:hyperlink w:history="1" r:id="rIdyhehm5oydmklliqftewk9">
+      <w:hyperlink w:history="1" r:id="rIdrzkk0hbsh4_aqykooilej">
         <w:r>
           <w:rPr>
             <w:rStyle w:val="Hyperlink"/>
@@ -1095,7 +1095,7 @@
       <w:r>
         <w:t xml:space="preserve"> — créé — </w:t>
       </w:r>
-      <w:hyperlink w:history="1" r:id="rId7fidjrczayfy0i0wks0cl">
+      <w:hyperlink w:history="1" r:id="rIdizxrvvwyljmpya0rpl8cj">
         <w:r>
           <w:rPr>
             <w:rStyle w:val="Hyperlink"/>
@@ -1124,7 +1124,7 @@
       <w:r>
         <w:t xml:space="preserve"> — modifié — </w:t>
       </w:r>
-      <w:hyperlink w:history="1" r:id="rIdgrimnrmqbp1asmrpfjieg">
+      <w:hyperlink w:history="1" r:id="rIdyen8gtedgllzn-5pmk9nv">
         <w:r>
           <w:rPr>
             <w:rStyle w:val="Hyperlink"/>
@@ -1161,7 +1161,7 @@
       <w:r>
         <w:t xml:space="preserve"> — modifié — </w:t>
       </w:r>
-      <w:hyperlink w:history="1" r:id="rId8unsunandp9uoysox-j0n">
+      <w:hyperlink w:history="1" r:id="rIddoqe8mbeckoiiezio1rb2">
         <w:r>
           <w:rPr>
             <w:rStyle w:val="Hyperlink"/>
@@ -1190,7 +1190,7 @@
       <w:r>
         <w:t xml:space="preserve"> — modifié — </w:t>
       </w:r>
-      <w:hyperlink w:history="1" r:id="rId9zidzhoe6yaukj8tran0k">
+      <w:hyperlink w:history="1" r:id="rIdg-e50iakahtnwi6qljdof">
         <w:r>
           <w:rPr>
             <w:rStyle w:val="Hyperlink"/>
@@ -1219,7 +1219,7 @@
       <w:r>
         <w:t xml:space="preserve"> — créé — </w:t>
       </w:r>
-      <w:hyperlink w:history="1" r:id="rIdbufpvp_jhf05vvb_rh98v">
+      <w:hyperlink w:history="1" r:id="rId6jriyfcdmfzldc4-jsmxm">
         <w:r>
           <w:rPr>
             <w:rStyle w:val="Hyperlink"/>
@@ -1248,7 +1248,7 @@
       <w:r>
         <w:t xml:space="preserve"> — créé — </w:t>
       </w:r>
-      <w:hyperlink w:history="1" r:id="rIdy_vcdz49k-6hewflzsegl">
+      <w:hyperlink w:history="1" r:id="rId0sc397nxiij0jqtlkghqg">
         <w:r>
           <w:rPr>
             <w:rStyle w:val="Hyperlink"/>
@@ -1285,7 +1285,7 @@
       <w:r>
         <w:t xml:space="preserve"> — modifié — </w:t>
       </w:r>
-      <w:hyperlink w:history="1" r:id="rId-xcjul88mubqcjqfc5grl">
+      <w:hyperlink w:history="1" r:id="rId-v8g78rpwpyh4wo0lzkha">
         <w:r>
           <w:rPr>
             <w:rStyle w:val="Hyperlink"/>
@@ -1314,7 +1314,7 @@
       <w:r>
         <w:t xml:space="preserve"> — créé — </w:t>
       </w:r>
-      <w:hyperlink w:history="1" r:id="rIdpzzlhxlpeqzmbt_iwxxqq">
+      <w:hyperlink w:history="1" r:id="rIda7wbl-w_ftqkwqdnpglxx">
         <w:r>
           <w:rPr>
             <w:rStyle w:val="Hyperlink"/>

--- a/docs/developpement/phases/word/PHASE_51_CAISSES_CONNECTEES_VENTES_DUNE_CAISSE_EXTERNE_IMPORTEES.docx
+++ b/docs/developpement/phases/word/PHASE_51_CAISSES_CONNECTEES_VENTES_DUNE_CAISSE_EXTERNE_IMPORTEES.docx
@@ -18,9 +18,9 @@
         <w:shd w:fill="F6F3FF" w:color="auto" w:val="clear"/>
       </w:pPr>
       <w:r>
-        <w:t xml:space="preserve">FlaiX Expert · dossier de développement · généré le 2026-10-21 depuis le dépôt </w:t>
-      </w:r>
-      <w:hyperlink w:history="1" r:id="rIdazh1mgwsrotapmczgjbnn">
+        <w:t xml:space="preserve">FlaiX Expert · dossier de développement · généré le 2026-10-23 depuis le dépôt </w:t>
+      </w:r>
+      <w:hyperlink w:history="1" r:id="rIdchyckdjlrbwvkdhrktsuf">
         <w:r>
           <w:rPr>
             <w:rStyle w:val="Hyperlink"/>
@@ -693,7 +693,7 @@
           <w:numId w:val="2"/>
         </w:numPr>
       </w:pPr>
-      <w:hyperlink w:history="1" r:id="rIdqz230rum_lfp4epttng9c">
+      <w:hyperlink w:history="1" r:id="rIds745fybavqpmxm2fllkai">
         <w:r>
           <w:rPr>
             <w:rStyle w:val="Hyperlink"/>
@@ -713,7 +713,7 @@
           <w:numId w:val="2"/>
         </w:numPr>
       </w:pPr>
-      <w:hyperlink w:history="1" r:id="rIdjoz_do4jkxben1jijidaz">
+      <w:hyperlink w:history="1" r:id="rIdaxkhtvaywpsadfr2dnqqn">
         <w:r>
           <w:rPr>
             <w:rStyle w:val="Hyperlink"/>
@@ -733,7 +733,7 @@
           <w:numId w:val="2"/>
         </w:numPr>
       </w:pPr>
-      <w:hyperlink w:history="1" r:id="rIdvmozh6vye7zaiu3wkeuvz">
+      <w:hyperlink w:history="1" r:id="rId2vtuh9c_xo0olhzohixjl">
         <w:r>
           <w:rPr>
             <w:rStyle w:val="Hyperlink"/>
@@ -781,7 +781,7 @@
       <w:r>
         <w:t xml:space="preserve"> — créé — </w:t>
       </w:r>
-      <w:hyperlink w:history="1" r:id="rId_wr70oi5pbfhecjygv6ax">
+      <w:hyperlink w:history="1" r:id="rIdkla1sgfn2sfpt5khi3x58">
         <w:r>
           <w:rPr>
             <w:rStyle w:val="Hyperlink"/>
@@ -818,7 +818,7 @@
       <w:r>
         <w:t xml:space="preserve"> — créé — </w:t>
       </w:r>
-      <w:hyperlink w:history="1" r:id="rIdwt7-suxoynifvgqpnvliv">
+      <w:hyperlink w:history="1" r:id="rId0wikhniwma33wztwoyejd">
         <w:r>
           <w:rPr>
             <w:rStyle w:val="Hyperlink"/>
@@ -847,7 +847,7 @@
       <w:r>
         <w:t xml:space="preserve"> — modifié — </w:t>
       </w:r>
-      <w:hyperlink w:history="1" r:id="rIdun50ogdss7_vxcuckqs4n">
+      <w:hyperlink w:history="1" r:id="rIdreyenwly8dbkopsp6bwjc">
         <w:r>
           <w:rPr>
             <w:rStyle w:val="Hyperlink"/>
@@ -876,7 +876,7 @@
       <w:r>
         <w:t xml:space="preserve"> — créé — </w:t>
       </w:r>
-      <w:hyperlink w:history="1" r:id="rIdru2ztfziusrax6v5sntbu">
+      <w:hyperlink w:history="1" r:id="rIdoluwuywhnz1mfpyvdx0nk">
         <w:r>
           <w:rPr>
             <w:rStyle w:val="Hyperlink"/>
@@ -913,7 +913,7 @@
       <w:r>
         <w:t xml:space="preserve"> — créé — </w:t>
       </w:r>
-      <w:hyperlink w:history="1" r:id="rIdonmqccu-d5sz6ppq-rvxt">
+      <w:hyperlink w:history="1" r:id="rIdjitmacsntfkvzrqrx1f4m">
         <w:r>
           <w:rPr>
             <w:rStyle w:val="Hyperlink"/>
@@ -942,7 +942,7 @@
       <w:r>
         <w:t xml:space="preserve"> — créé — </w:t>
       </w:r>
-      <w:hyperlink w:history="1" r:id="rIdf0s-9i-akzlwaykf4zeaw">
+      <w:hyperlink w:history="1" r:id="rIdboo1nbpwxaafrtompuuxd">
         <w:r>
           <w:rPr>
             <w:rStyle w:val="Hyperlink"/>
@@ -971,7 +971,7 @@
       <w:r>
         <w:t xml:space="preserve"> — modifié — </w:t>
       </w:r>
-      <w:hyperlink w:history="1" r:id="rIds7ylzlwll0y-te2ab9hdk">
+      <w:hyperlink w:history="1" r:id="rIdej7qey2qqhpgzwplnmxdu">
         <w:r>
           <w:rPr>
             <w:rStyle w:val="Hyperlink"/>
@@ -1000,7 +1000,7 @@
       <w:r>
         <w:t xml:space="preserve"> — modifié — </w:t>
       </w:r>
-      <w:hyperlink w:history="1" r:id="rId85mmpkorzryrl_pdn4m02">
+      <w:hyperlink w:history="1" r:id="rIdchle-fh6kxkioj40p2fxk">
         <w:r>
           <w:rPr>
             <w:rStyle w:val="Hyperlink"/>
@@ -1029,7 +1029,7 @@
       <w:r>
         <w:t xml:space="preserve"> — modifié — </w:t>
       </w:r>
-      <w:hyperlink w:history="1" r:id="rId4-oldcrpfu6xk67bxqeyo">
+      <w:hyperlink w:history="1" r:id="rIdkar3omnh2nfitebrqhoot">
         <w:r>
           <w:rPr>
             <w:rStyle w:val="Hyperlink"/>
@@ -1058,7 +1058,7 @@
       <w:r>
         <w:t xml:space="preserve"> — modifié — </w:t>
       </w:r>
-      <w:hyperlink w:history="1" r:id="rIdrzkk0hbsh4_aqykooilej">
+      <w:hyperlink w:history="1" r:id="rIdgwwuzuag5u87qf-hcj0a5">
         <w:r>
           <w:rPr>
             <w:rStyle w:val="Hyperlink"/>
@@ -1095,7 +1095,7 @@
       <w:r>
         <w:t xml:space="preserve"> — créé — </w:t>
       </w:r>
-      <w:hyperlink w:history="1" r:id="rIdizxrvvwyljmpya0rpl8cj">
+      <w:hyperlink w:history="1" r:id="rIdc4ncy0nyqfah-nhxjbgiu">
         <w:r>
           <w:rPr>
             <w:rStyle w:val="Hyperlink"/>
@@ -1124,7 +1124,7 @@
       <w:r>
         <w:t xml:space="preserve"> — modifié — </w:t>
       </w:r>
-      <w:hyperlink w:history="1" r:id="rIdyen8gtedgllzn-5pmk9nv">
+      <w:hyperlink w:history="1" r:id="rIdh1mgzzrdmjwbmhkltxif-">
         <w:r>
           <w:rPr>
             <w:rStyle w:val="Hyperlink"/>
@@ -1161,7 +1161,7 @@
       <w:r>
         <w:t xml:space="preserve"> — modifié — </w:t>
       </w:r>
-      <w:hyperlink w:history="1" r:id="rIddoqe8mbeckoiiezio1rb2">
+      <w:hyperlink w:history="1" r:id="rId9tusuek5h9mcu6sbcuv4b">
         <w:r>
           <w:rPr>
             <w:rStyle w:val="Hyperlink"/>
@@ -1190,7 +1190,7 @@
       <w:r>
         <w:t xml:space="preserve"> — modifié — </w:t>
       </w:r>
-      <w:hyperlink w:history="1" r:id="rIdg-e50iakahtnwi6qljdof">
+      <w:hyperlink w:history="1" r:id="rIdyytzvteh_w5nyhkblavnb">
         <w:r>
           <w:rPr>
             <w:rStyle w:val="Hyperlink"/>
@@ -1219,7 +1219,7 @@
       <w:r>
         <w:t xml:space="preserve"> — créé — </w:t>
       </w:r>
-      <w:hyperlink w:history="1" r:id="rId6jriyfcdmfzldc4-jsmxm">
+      <w:hyperlink w:history="1" r:id="rIdlaf23dmemd7ve7ulsqcee">
         <w:r>
           <w:rPr>
             <w:rStyle w:val="Hyperlink"/>
@@ -1248,7 +1248,7 @@
       <w:r>
         <w:t xml:space="preserve"> — créé — </w:t>
       </w:r>
-      <w:hyperlink w:history="1" r:id="rId0sc397nxiij0jqtlkghqg">
+      <w:hyperlink w:history="1" r:id="rIdnkawdg7chw5ko3y353cwq">
         <w:r>
           <w:rPr>
             <w:rStyle w:val="Hyperlink"/>
@@ -1285,7 +1285,7 @@
       <w:r>
         <w:t xml:space="preserve"> — modifié — </w:t>
       </w:r>
-      <w:hyperlink w:history="1" r:id="rId-v8g78rpwpyh4wo0lzkha">
+      <w:hyperlink w:history="1" r:id="rIdbb0swcvlbgn1axh_wdbuk">
         <w:r>
           <w:rPr>
             <w:rStyle w:val="Hyperlink"/>
@@ -1314,7 +1314,7 @@
       <w:r>
         <w:t xml:space="preserve"> — créé — </w:t>
       </w:r>
-      <w:hyperlink w:history="1" r:id="rIda7wbl-w_ftqkwqdnpglxx">
+      <w:hyperlink w:history="1" r:id="rIdpqkq1y7tp9b0mcqkyq2mw">
         <w:r>
           <w:rPr>
             <w:rStyle w:val="Hyperlink"/>

--- a/docs/developpement/phases/word/PHASE_51_CAISSES_CONNECTEES_VENTES_DUNE_CAISSE_EXTERNE_IMPORTEES.docx
+++ b/docs/developpement/phases/word/PHASE_51_CAISSES_CONNECTEES_VENTES_DUNE_CAISSE_EXTERNE_IMPORTEES.docx
@@ -18,9 +18,9 @@
         <w:shd w:fill="F6F3FF" w:color="auto" w:val="clear"/>
       </w:pPr>
       <w:r>
-        <w:t xml:space="preserve">FlaiX Expert · dossier de développement · généré le 2026-10-23 depuis le dépôt </w:t>
-      </w:r>
-      <w:hyperlink w:history="1" r:id="rIdchyckdjlrbwvkdhrktsuf">
+        <w:t xml:space="preserve">FlaiX Expert · dossier de développement · généré le 2026-10-24 depuis le dépôt </w:t>
+      </w:r>
+      <w:hyperlink w:history="1" r:id="rIdutmvdbgmpxrbzm6dxh3ee">
         <w:r>
           <w:rPr>
             <w:rStyle w:val="Hyperlink"/>
@@ -693,7 +693,7 @@
           <w:numId w:val="2"/>
         </w:numPr>
       </w:pPr>
-      <w:hyperlink w:history="1" r:id="rIds745fybavqpmxm2fllkai">
+      <w:hyperlink w:history="1" r:id="rIdklf1gsmmw9v71yghqvqcj">
         <w:r>
           <w:rPr>
             <w:rStyle w:val="Hyperlink"/>
@@ -713,7 +713,7 @@
           <w:numId w:val="2"/>
         </w:numPr>
       </w:pPr>
-      <w:hyperlink w:history="1" r:id="rIdaxkhtvaywpsadfr2dnqqn">
+      <w:hyperlink w:history="1" r:id="rIddqhjdfgfejaoewbhbdjs6">
         <w:r>
           <w:rPr>
             <w:rStyle w:val="Hyperlink"/>
@@ -733,7 +733,7 @@
           <w:numId w:val="2"/>
         </w:numPr>
       </w:pPr>
-      <w:hyperlink w:history="1" r:id="rId2vtuh9c_xo0olhzohixjl">
+      <w:hyperlink w:history="1" r:id="rId5-o-plbirxamq1qd849ph">
         <w:r>
           <w:rPr>
             <w:rStyle w:val="Hyperlink"/>
@@ -781,7 +781,7 @@
       <w:r>
         <w:t xml:space="preserve"> — créé — </w:t>
       </w:r>
-      <w:hyperlink w:history="1" r:id="rIdkla1sgfn2sfpt5khi3x58">
+      <w:hyperlink w:history="1" r:id="rIdbmflep4wgjkympv1niq5o">
         <w:r>
           <w:rPr>
             <w:rStyle w:val="Hyperlink"/>
@@ -818,7 +818,7 @@
       <w:r>
         <w:t xml:space="preserve"> — créé — </w:t>
       </w:r>
-      <w:hyperlink w:history="1" r:id="rId0wikhniwma33wztwoyejd">
+      <w:hyperlink w:history="1" r:id="rIdt1xu0p30ru_pargfzqy7w">
         <w:r>
           <w:rPr>
             <w:rStyle w:val="Hyperlink"/>
@@ -847,7 +847,7 @@
       <w:r>
         <w:t xml:space="preserve"> — modifié — </w:t>
       </w:r>
-      <w:hyperlink w:history="1" r:id="rIdreyenwly8dbkopsp6bwjc">
+      <w:hyperlink w:history="1" r:id="rIdiajbor2mpf3724f8iptp-">
         <w:r>
           <w:rPr>
             <w:rStyle w:val="Hyperlink"/>
@@ -876,7 +876,7 @@
       <w:r>
         <w:t xml:space="preserve"> — créé — </w:t>
       </w:r>
-      <w:hyperlink w:history="1" r:id="rIdoluwuywhnz1mfpyvdx0nk">
+      <w:hyperlink w:history="1" r:id="rIdati_wafhbvnb4jrczjgzt">
         <w:r>
           <w:rPr>
             <w:rStyle w:val="Hyperlink"/>
@@ -913,7 +913,7 @@
       <w:r>
         <w:t xml:space="preserve"> — créé — </w:t>
       </w:r>
-      <w:hyperlink w:history="1" r:id="rIdjitmacsntfkvzrqrx1f4m">
+      <w:hyperlink w:history="1" r:id="rId89e0hng53zuvorpnggjeh">
         <w:r>
           <w:rPr>
             <w:rStyle w:val="Hyperlink"/>
@@ -942,7 +942,7 @@
       <w:r>
         <w:t xml:space="preserve"> — créé — </w:t>
       </w:r>
-      <w:hyperlink w:history="1" r:id="rIdboo1nbpwxaafrtompuuxd">
+      <w:hyperlink w:history="1" r:id="rIdbgedo_o77ill6-lskmrx9">
         <w:r>
           <w:rPr>
             <w:rStyle w:val="Hyperlink"/>
@@ -971,7 +971,7 @@
       <w:r>
         <w:t xml:space="preserve"> — modifié — </w:t>
       </w:r>
-      <w:hyperlink w:history="1" r:id="rIdej7qey2qqhpgzwplnmxdu">
+      <w:hyperlink w:history="1" r:id="rIdtgptw3b5ass0nvg_squz7">
         <w:r>
           <w:rPr>
             <w:rStyle w:val="Hyperlink"/>
@@ -1000,7 +1000,7 @@
       <w:r>
         <w:t xml:space="preserve"> — modifié — </w:t>
       </w:r>
-      <w:hyperlink w:history="1" r:id="rIdchle-fh6kxkioj40p2fxk">
+      <w:hyperlink w:history="1" r:id="rIdjrixf5oidpucibinlblgf">
         <w:r>
           <w:rPr>
             <w:rStyle w:val="Hyperlink"/>
@@ -1029,7 +1029,7 @@
       <w:r>
         <w:t xml:space="preserve"> — modifié — </w:t>
       </w:r>
-      <w:hyperlink w:history="1" r:id="rIdkar3omnh2nfitebrqhoot">
+      <w:hyperlink w:history="1" r:id="rIdp3rx7t_aj1qzbutm9jb9c">
         <w:r>
           <w:rPr>
             <w:rStyle w:val="Hyperlink"/>
@@ -1058,7 +1058,7 @@
       <w:r>
         <w:t xml:space="preserve"> — modifié — </w:t>
       </w:r>
-      <w:hyperlink w:history="1" r:id="rIdgwwuzuag5u87qf-hcj0a5">
+      <w:hyperlink w:history="1" r:id="rId6hhtofjfctsswb9c-ludg">
         <w:r>
           <w:rPr>
             <w:rStyle w:val="Hyperlink"/>
@@ -1095,7 +1095,7 @@
       <w:r>
         <w:t xml:space="preserve"> — créé — </w:t>
       </w:r>
-      <w:hyperlink w:history="1" r:id="rIdc4ncy0nyqfah-nhxjbgiu">
+      <w:hyperlink w:history="1" r:id="rIduqpok0vneznh-7ldtrz5j">
         <w:r>
           <w:rPr>
             <w:rStyle w:val="Hyperlink"/>
@@ -1124,7 +1124,7 @@
       <w:r>
         <w:t xml:space="preserve"> — modifié — </w:t>
       </w:r>
-      <w:hyperlink w:history="1" r:id="rIdh1mgzzrdmjwbmhkltxif-">
+      <w:hyperlink w:history="1" r:id="rIdx4dadghv7oypynerhcku-">
         <w:r>
           <w:rPr>
             <w:rStyle w:val="Hyperlink"/>
@@ -1161,7 +1161,7 @@
       <w:r>
         <w:t xml:space="preserve"> — modifié — </w:t>
       </w:r>
-      <w:hyperlink w:history="1" r:id="rId9tusuek5h9mcu6sbcuv4b">
+      <w:hyperlink w:history="1" r:id="rIdsscgkptsmaez6jhrrq6b0">
         <w:r>
           <w:rPr>
             <w:rStyle w:val="Hyperlink"/>
@@ -1190,7 +1190,7 @@
       <w:r>
         <w:t xml:space="preserve"> — modifié — </w:t>
       </w:r>
-      <w:hyperlink w:history="1" r:id="rIdyytzvteh_w5nyhkblavnb">
+      <w:hyperlink w:history="1" r:id="rId7iy_lh5jcdv8f7hnky3sn">
         <w:r>
           <w:rPr>
             <w:rStyle w:val="Hyperlink"/>
@@ -1219,7 +1219,7 @@
       <w:r>
         <w:t xml:space="preserve"> — créé — </w:t>
       </w:r>
-      <w:hyperlink w:history="1" r:id="rIdlaf23dmemd7ve7ulsqcee">
+      <w:hyperlink w:history="1" r:id="rId1jx4nexkipun_lp2auiq-">
         <w:r>
           <w:rPr>
             <w:rStyle w:val="Hyperlink"/>
@@ -1248,7 +1248,7 @@
       <w:r>
         <w:t xml:space="preserve"> — créé — </w:t>
       </w:r>
-      <w:hyperlink w:history="1" r:id="rIdnkawdg7chw5ko3y353cwq">
+      <w:hyperlink w:history="1" r:id="rIdqvlgrvztfbtsolh6zo_bq">
         <w:r>
           <w:rPr>
             <w:rStyle w:val="Hyperlink"/>
@@ -1285,7 +1285,7 @@
       <w:r>
         <w:t xml:space="preserve"> — modifié — </w:t>
       </w:r>
-      <w:hyperlink w:history="1" r:id="rIdbb0swcvlbgn1axh_wdbuk">
+      <w:hyperlink w:history="1" r:id="rIdblxo4sqnxbrpmy22pjb85">
         <w:r>
           <w:rPr>
             <w:rStyle w:val="Hyperlink"/>
@@ -1314,7 +1314,7 @@
       <w:r>
         <w:t xml:space="preserve"> — créé — </w:t>
       </w:r>
-      <w:hyperlink w:history="1" r:id="rIdpqkq1y7tp9b0mcqkyq2mw">
+      <w:hyperlink w:history="1" r:id="rIdv2ju_qyyskw-eg2nozpqc">
         <w:r>
           <w:rPr>
             <w:rStyle w:val="Hyperlink"/>

--- a/docs/developpement/phases/word/PHASE_51_CAISSES_CONNECTEES_VENTES_DUNE_CAISSE_EXTERNE_IMPORTEES.docx
+++ b/docs/developpement/phases/word/PHASE_51_CAISSES_CONNECTEES_VENTES_DUNE_CAISSE_EXTERNE_IMPORTEES.docx
@@ -18,9 +18,9 @@
         <w:shd w:fill="F6F3FF" w:color="auto" w:val="clear"/>
       </w:pPr>
       <w:r>
-        <w:t xml:space="preserve">FlaiX Expert · dossier de développement · généré le 2026-10-24 depuis le dépôt </w:t>
-      </w:r>
-      <w:hyperlink w:history="1" r:id="rIdutmvdbgmpxrbzm6dxh3ee">
+        <w:t xml:space="preserve">FlaiX Expert · dossier de développement · généré le 2026-10-25 depuis le dépôt </w:t>
+      </w:r>
+      <w:hyperlink w:history="1" r:id="rIdfbfrhauf6va9ifgagekld">
         <w:r>
           <w:rPr>
             <w:rStyle w:val="Hyperlink"/>
@@ -693,7 +693,7 @@
           <w:numId w:val="2"/>
         </w:numPr>
       </w:pPr>
-      <w:hyperlink w:history="1" r:id="rIdklf1gsmmw9v71yghqvqcj">
+      <w:hyperlink w:history="1" r:id="rIdgxhnlbxf6pxqrteg8gcvr">
         <w:r>
           <w:rPr>
             <w:rStyle w:val="Hyperlink"/>
@@ -713,7 +713,7 @@
           <w:numId w:val="2"/>
         </w:numPr>
       </w:pPr>
-      <w:hyperlink w:history="1" r:id="rIddqhjdfgfejaoewbhbdjs6">
+      <w:hyperlink w:history="1" r:id="rIdxmuj_qkmjyssggnmk7sxa">
         <w:r>
           <w:rPr>
             <w:rStyle w:val="Hyperlink"/>
@@ -733,7 +733,7 @@
           <w:numId w:val="2"/>
         </w:numPr>
       </w:pPr>
-      <w:hyperlink w:history="1" r:id="rId5-o-plbirxamq1qd849ph">
+      <w:hyperlink w:history="1" r:id="rIdck2uq9tdpurzk4ljreanq">
         <w:r>
           <w:rPr>
             <w:rStyle w:val="Hyperlink"/>
@@ -781,7 +781,7 @@
       <w:r>
         <w:t xml:space="preserve"> — créé — </w:t>
       </w:r>
-      <w:hyperlink w:history="1" r:id="rIdbmflep4wgjkympv1niq5o">
+      <w:hyperlink w:history="1" r:id="rIdhtih6um_g2zteuwo0omaa">
         <w:r>
           <w:rPr>
             <w:rStyle w:val="Hyperlink"/>
@@ -818,7 +818,7 @@
       <w:r>
         <w:t xml:space="preserve"> — créé — </w:t>
       </w:r>
-      <w:hyperlink w:history="1" r:id="rIdt1xu0p30ru_pargfzqy7w">
+      <w:hyperlink w:history="1" r:id="rIdahfmzf3pduzgwhebmjqpn">
         <w:r>
           <w:rPr>
             <w:rStyle w:val="Hyperlink"/>
@@ -847,7 +847,7 @@
       <w:r>
         <w:t xml:space="preserve"> — modifié — </w:t>
       </w:r>
-      <w:hyperlink w:history="1" r:id="rIdiajbor2mpf3724f8iptp-">
+      <w:hyperlink w:history="1" r:id="rIdgepo_gxtk342hsbk0n9ly">
         <w:r>
           <w:rPr>
             <w:rStyle w:val="Hyperlink"/>
@@ -876,7 +876,7 @@
       <w:r>
         <w:t xml:space="preserve"> — créé — </w:t>
       </w:r>
-      <w:hyperlink w:history="1" r:id="rIdati_wafhbvnb4jrczjgzt">
+      <w:hyperlink w:history="1" r:id="rIdqj72_aq-nmiwuco4qmpll">
         <w:r>
           <w:rPr>
             <w:rStyle w:val="Hyperlink"/>
@@ -913,7 +913,7 @@
       <w:r>
         <w:t xml:space="preserve"> — créé — </w:t>
       </w:r>
-      <w:hyperlink w:history="1" r:id="rId89e0hng53zuvorpnggjeh">
+      <w:hyperlink w:history="1" r:id="rIdxtqmglmsgpgpjuoks6mwo">
         <w:r>
           <w:rPr>
             <w:rStyle w:val="Hyperlink"/>
@@ -942,7 +942,7 @@
       <w:r>
         <w:t xml:space="preserve"> — créé — </w:t>
       </w:r>
-      <w:hyperlink w:history="1" r:id="rIdbgedo_o77ill6-lskmrx9">
+      <w:hyperlink w:history="1" r:id="rIdzim8unr2mx1_p9vzacepq">
         <w:r>
           <w:rPr>
             <w:rStyle w:val="Hyperlink"/>
@@ -971,7 +971,7 @@
       <w:r>
         <w:t xml:space="preserve"> — modifié — </w:t>
       </w:r>
-      <w:hyperlink w:history="1" r:id="rIdtgptw3b5ass0nvg_squz7">
+      <w:hyperlink w:history="1" r:id="rIdzvyqxe4iztntzifwdfkei">
         <w:r>
           <w:rPr>
             <w:rStyle w:val="Hyperlink"/>
@@ -1000,7 +1000,7 @@
       <w:r>
         <w:t xml:space="preserve"> — modifié — </w:t>
       </w:r>
-      <w:hyperlink w:history="1" r:id="rIdjrixf5oidpucibinlblgf">
+      <w:hyperlink w:history="1" r:id="rId8e4pc7lhffqkfpapepxfg">
         <w:r>
           <w:rPr>
             <w:rStyle w:val="Hyperlink"/>
@@ -1029,7 +1029,7 @@
       <w:r>
         <w:t xml:space="preserve"> — modifié — </w:t>
       </w:r>
-      <w:hyperlink w:history="1" r:id="rIdp3rx7t_aj1qzbutm9jb9c">
+      <w:hyperlink w:history="1" r:id="rIdckrvfwww_h6yqw8kvzmp5">
         <w:r>
           <w:rPr>
             <w:rStyle w:val="Hyperlink"/>
@@ -1058,7 +1058,7 @@
       <w:r>
         <w:t xml:space="preserve"> — modifié — </w:t>
       </w:r>
-      <w:hyperlink w:history="1" r:id="rId6hhtofjfctsswb9c-ludg">
+      <w:hyperlink w:history="1" r:id="rIdiq10za03wph_gf_6tsitm">
         <w:r>
           <w:rPr>
             <w:rStyle w:val="Hyperlink"/>
@@ -1095,7 +1095,7 @@
       <w:r>
         <w:t xml:space="preserve"> — créé — </w:t>
       </w:r>
-      <w:hyperlink w:history="1" r:id="rIduqpok0vneznh-7ldtrz5j">
+      <w:hyperlink w:history="1" r:id="rIduoq5aeeutpvqyhk3j5y6k">
         <w:r>
           <w:rPr>
             <w:rStyle w:val="Hyperlink"/>
@@ -1124,7 +1124,7 @@
       <w:r>
         <w:t xml:space="preserve"> — modifié — </w:t>
       </w:r>
-      <w:hyperlink w:history="1" r:id="rIdx4dadghv7oypynerhcku-">
+      <w:hyperlink w:history="1" r:id="rId3wgun12vdzghevefx_fxr">
         <w:r>
           <w:rPr>
             <w:rStyle w:val="Hyperlink"/>
@@ -1161,7 +1161,7 @@
       <w:r>
         <w:t xml:space="preserve"> — modifié — </w:t>
       </w:r>
-      <w:hyperlink w:history="1" r:id="rIdsscgkptsmaez6jhrrq6b0">
+      <w:hyperlink w:history="1" r:id="rIdd2doeek3ip4f4dnvkvur0">
         <w:r>
           <w:rPr>
             <w:rStyle w:val="Hyperlink"/>
@@ -1190,7 +1190,7 @@
       <w:r>
         <w:t xml:space="preserve"> — modifié — </w:t>
       </w:r>
-      <w:hyperlink w:history="1" r:id="rId7iy_lh5jcdv8f7hnky3sn">
+      <w:hyperlink w:history="1" r:id="rIdmbacglcwi7sphkekkbuot">
         <w:r>
           <w:rPr>
             <w:rStyle w:val="Hyperlink"/>
@@ -1219,7 +1219,7 @@
       <w:r>
         <w:t xml:space="preserve"> — créé — </w:t>
       </w:r>
-      <w:hyperlink w:history="1" r:id="rId1jx4nexkipun_lp2auiq-">
+      <w:hyperlink w:history="1" r:id="rIdmd94viulyb0rx7i7vdlvv">
         <w:r>
           <w:rPr>
             <w:rStyle w:val="Hyperlink"/>
@@ -1248,7 +1248,7 @@
       <w:r>
         <w:t xml:space="preserve"> — créé — </w:t>
       </w:r>
-      <w:hyperlink w:history="1" r:id="rIdqvlgrvztfbtsolh6zo_bq">
+      <w:hyperlink w:history="1" r:id="rIdnfp4m2wdcy-dx2rlphyy7">
         <w:r>
           <w:rPr>
             <w:rStyle w:val="Hyperlink"/>
@@ -1285,7 +1285,7 @@
       <w:r>
         <w:t xml:space="preserve"> — modifié — </w:t>
       </w:r>
-      <w:hyperlink w:history="1" r:id="rIdblxo4sqnxbrpmy22pjb85">
+      <w:hyperlink w:history="1" r:id="rIdktzigl1cbo4y7hrfr10pi">
         <w:r>
           <w:rPr>
             <w:rStyle w:val="Hyperlink"/>
@@ -1314,7 +1314,7 @@
       <w:r>
         <w:t xml:space="preserve"> — créé — </w:t>
       </w:r>
-      <w:hyperlink w:history="1" r:id="rIdv2ju_qyyskw-eg2nozpqc">
+      <w:hyperlink w:history="1" r:id="rIdlcrf_qykoeppymizygmwo">
         <w:r>
           <w:rPr>
             <w:rStyle w:val="Hyperlink"/>

--- a/docs/developpement/phases/word/PHASE_51_CAISSES_CONNECTEES_VENTES_DUNE_CAISSE_EXTERNE_IMPORTEES.docx
+++ b/docs/developpement/phases/word/PHASE_51_CAISSES_CONNECTEES_VENTES_DUNE_CAISSE_EXTERNE_IMPORTEES.docx
@@ -20,7 +20,7 @@
       <w:r>
         <w:t xml:space="preserve">FlaiX Expert · dossier de développement · généré le 2026-10-25 depuis le dépôt </w:t>
       </w:r>
-      <w:hyperlink w:history="1" r:id="rIdfbfrhauf6va9ifgagekld">
+      <w:hyperlink w:history="1" r:id="rIdik99vpqrmascej9_mkhbs">
         <w:r>
           <w:rPr>
             <w:rStyle w:val="Hyperlink"/>
@@ -693,7 +693,7 @@
           <w:numId w:val="2"/>
         </w:numPr>
       </w:pPr>
-      <w:hyperlink w:history="1" r:id="rIdgxhnlbxf6pxqrteg8gcvr">
+      <w:hyperlink w:history="1" r:id="rIdlz_hu8hi42uh3q6i5m9ii">
         <w:r>
           <w:rPr>
             <w:rStyle w:val="Hyperlink"/>
@@ -713,7 +713,7 @@
           <w:numId w:val="2"/>
         </w:numPr>
       </w:pPr>
-      <w:hyperlink w:history="1" r:id="rIdxmuj_qkmjyssggnmk7sxa">
+      <w:hyperlink w:history="1" r:id="rId10widrleocx_nkict5dxe">
         <w:r>
           <w:rPr>
             <w:rStyle w:val="Hyperlink"/>
@@ -733,7 +733,7 @@
           <w:numId w:val="2"/>
         </w:numPr>
       </w:pPr>
-      <w:hyperlink w:history="1" r:id="rIdck2uq9tdpurzk4ljreanq">
+      <w:hyperlink w:history="1" r:id="rIdrr_xxndmtcnbqv_9_bvdb">
         <w:r>
           <w:rPr>
             <w:rStyle w:val="Hyperlink"/>
@@ -781,7 +781,7 @@
       <w:r>
         <w:t xml:space="preserve"> — créé — </w:t>
       </w:r>
-      <w:hyperlink w:history="1" r:id="rIdhtih6um_g2zteuwo0omaa">
+      <w:hyperlink w:history="1" r:id="rIdxxphaobn3l7xihsf_egt7">
         <w:r>
           <w:rPr>
             <w:rStyle w:val="Hyperlink"/>
@@ -818,7 +818,7 @@
       <w:r>
         <w:t xml:space="preserve"> — créé — </w:t>
       </w:r>
-      <w:hyperlink w:history="1" r:id="rIdahfmzf3pduzgwhebmjqpn">
+      <w:hyperlink w:history="1" r:id="rIdhuqr6el3qxppfiq1bykjs">
         <w:r>
           <w:rPr>
             <w:rStyle w:val="Hyperlink"/>
@@ -847,7 +847,7 @@
       <w:r>
         <w:t xml:space="preserve"> — modifié — </w:t>
       </w:r>
-      <w:hyperlink w:history="1" r:id="rIdgepo_gxtk342hsbk0n9ly">
+      <w:hyperlink w:history="1" r:id="rId-kazht1wngfqupxt8q6-h">
         <w:r>
           <w:rPr>
             <w:rStyle w:val="Hyperlink"/>
@@ -876,7 +876,7 @@
       <w:r>
         <w:t xml:space="preserve"> — créé — </w:t>
       </w:r>
-      <w:hyperlink w:history="1" r:id="rIdqj72_aq-nmiwuco4qmpll">
+      <w:hyperlink w:history="1" r:id="rIdhddckuk3degnsqye1sneg">
         <w:r>
           <w:rPr>
             <w:rStyle w:val="Hyperlink"/>
@@ -913,7 +913,7 @@
       <w:r>
         <w:t xml:space="preserve"> — créé — </w:t>
       </w:r>
-      <w:hyperlink w:history="1" r:id="rIdxtqmglmsgpgpjuoks6mwo">
+      <w:hyperlink w:history="1" r:id="rId9qvq3zezccm-nh2ggvn6m">
         <w:r>
           <w:rPr>
             <w:rStyle w:val="Hyperlink"/>
@@ -942,7 +942,7 @@
       <w:r>
         <w:t xml:space="preserve"> — créé — </w:t>
       </w:r>
-      <w:hyperlink w:history="1" r:id="rIdzim8unr2mx1_p9vzacepq">
+      <w:hyperlink w:history="1" r:id="rIdmdvpvwdfeurb1hevcfazb">
         <w:r>
           <w:rPr>
             <w:rStyle w:val="Hyperlink"/>
@@ -971,7 +971,7 @@
       <w:r>
         <w:t xml:space="preserve"> — modifié — </w:t>
       </w:r>
-      <w:hyperlink w:history="1" r:id="rIdzvyqxe4iztntzifwdfkei">
+      <w:hyperlink w:history="1" r:id="rIdz54ji8zwsae5hharjepcr">
         <w:r>
           <w:rPr>
             <w:rStyle w:val="Hyperlink"/>
@@ -1000,7 +1000,7 @@
       <w:r>
         <w:t xml:space="preserve"> — modifié — </w:t>
       </w:r>
-      <w:hyperlink w:history="1" r:id="rId8e4pc7lhffqkfpapepxfg">
+      <w:hyperlink w:history="1" r:id="rId3i7d5o9zckiim9g3k_cwv">
         <w:r>
           <w:rPr>
             <w:rStyle w:val="Hyperlink"/>
@@ -1029,7 +1029,7 @@
       <w:r>
         <w:t xml:space="preserve"> — modifié — </w:t>
       </w:r>
-      <w:hyperlink w:history="1" r:id="rIdckrvfwww_h6yqw8kvzmp5">
+      <w:hyperlink w:history="1" r:id="rIdurzsahk7bbo56ryhns68m">
         <w:r>
           <w:rPr>
             <w:rStyle w:val="Hyperlink"/>
@@ -1058,7 +1058,7 @@
       <w:r>
         <w:t xml:space="preserve"> — modifié — </w:t>
       </w:r>
-      <w:hyperlink w:history="1" r:id="rIdiq10za03wph_gf_6tsitm">
+      <w:hyperlink w:history="1" r:id="rId0nhzir1sp44r9ejcj-kce">
         <w:r>
           <w:rPr>
             <w:rStyle w:val="Hyperlink"/>
@@ -1095,7 +1095,7 @@
       <w:r>
         <w:t xml:space="preserve"> — créé — </w:t>
       </w:r>
-      <w:hyperlink w:history="1" r:id="rIduoq5aeeutpvqyhk3j5y6k">
+      <w:hyperlink w:history="1" r:id="rIducgafiwcklkuxxdlaq3en">
         <w:r>
           <w:rPr>
             <w:rStyle w:val="Hyperlink"/>
@@ -1124,7 +1124,7 @@
       <w:r>
         <w:t xml:space="preserve"> — modifié — </w:t>
       </w:r>
-      <w:hyperlink w:history="1" r:id="rId3wgun12vdzghevefx_fxr">
+      <w:hyperlink w:history="1" r:id="rIdjjhcgulh2-ywlw9hxuwib">
         <w:r>
           <w:rPr>
             <w:rStyle w:val="Hyperlink"/>
@@ -1161,7 +1161,7 @@
       <w:r>
         <w:t xml:space="preserve"> — modifié — </w:t>
       </w:r>
-      <w:hyperlink w:history="1" r:id="rIdd2doeek3ip4f4dnvkvur0">
+      <w:hyperlink w:history="1" r:id="rIdghgos-jevddordes2zoy0">
         <w:r>
           <w:rPr>
             <w:rStyle w:val="Hyperlink"/>
@@ -1190,7 +1190,7 @@
       <w:r>
         <w:t xml:space="preserve"> — modifié — </w:t>
       </w:r>
-      <w:hyperlink w:history="1" r:id="rIdmbacglcwi7sphkekkbuot">
+      <w:hyperlink w:history="1" r:id="rIdxayfj5iki9aycijqofrud">
         <w:r>
           <w:rPr>
             <w:rStyle w:val="Hyperlink"/>
@@ -1219,7 +1219,7 @@
       <w:r>
         <w:t xml:space="preserve"> — créé — </w:t>
       </w:r>
-      <w:hyperlink w:history="1" r:id="rIdmd94viulyb0rx7i7vdlvv">
+      <w:hyperlink w:history="1" r:id="rId-tqv47wzleykratclzoox">
         <w:r>
           <w:rPr>
             <w:rStyle w:val="Hyperlink"/>
@@ -1248,7 +1248,7 @@
       <w:r>
         <w:t xml:space="preserve"> — créé — </w:t>
       </w:r>
-      <w:hyperlink w:history="1" r:id="rIdnfp4m2wdcy-dx2rlphyy7">
+      <w:hyperlink w:history="1" r:id="rIdsmj3za4q5xa1zkddscpkg">
         <w:r>
           <w:rPr>
             <w:rStyle w:val="Hyperlink"/>
@@ -1285,7 +1285,7 @@
       <w:r>
         <w:t xml:space="preserve"> — modifié — </w:t>
       </w:r>
-      <w:hyperlink w:history="1" r:id="rIdktzigl1cbo4y7hrfr10pi">
+      <w:hyperlink w:history="1" r:id="rIdgmtb_cns9o0mdrhfn208s">
         <w:r>
           <w:rPr>
             <w:rStyle w:val="Hyperlink"/>
@@ -1314,7 +1314,7 @@
       <w:r>
         <w:t xml:space="preserve"> — créé — </w:t>
       </w:r>
-      <w:hyperlink w:history="1" r:id="rIdlcrf_qykoeppymizygmwo">
+      <w:hyperlink w:history="1" r:id="rId7vmk-_b8d9nlscahm85xa">
         <w:r>
           <w:rPr>
             <w:rStyle w:val="Hyperlink"/>

--- a/docs/developpement/phases/word/PHASE_51_CAISSES_CONNECTEES_VENTES_DUNE_CAISSE_EXTERNE_IMPORTEES.docx
+++ b/docs/developpement/phases/word/PHASE_51_CAISSES_CONNECTEES_VENTES_DUNE_CAISSE_EXTERNE_IMPORTEES.docx
@@ -20,7 +20,7 @@
       <w:r>
         <w:t xml:space="preserve">FlaiX Expert · dossier de développement · généré le 2026-10-25 depuis le dépôt </w:t>
       </w:r>
-      <w:hyperlink w:history="1" r:id="rIdik99vpqrmascej9_mkhbs">
+      <w:hyperlink w:history="1" r:id="rIdtfiqbkvaaepk6y9tjvryr">
         <w:r>
           <w:rPr>
             <w:rStyle w:val="Hyperlink"/>
@@ -693,7 +693,7 @@
           <w:numId w:val="2"/>
         </w:numPr>
       </w:pPr>
-      <w:hyperlink w:history="1" r:id="rIdlz_hu8hi42uh3q6i5m9ii">
+      <w:hyperlink w:history="1" r:id="rIdhqr35pawdtrk2w9cpt1q1">
         <w:r>
           <w:rPr>
             <w:rStyle w:val="Hyperlink"/>
@@ -713,7 +713,7 @@
           <w:numId w:val="2"/>
         </w:numPr>
       </w:pPr>
-      <w:hyperlink w:history="1" r:id="rId10widrleocx_nkict5dxe">
+      <w:hyperlink w:history="1" r:id="rIddqcfv-mzuqca88gkree_p">
         <w:r>
           <w:rPr>
             <w:rStyle w:val="Hyperlink"/>
@@ -733,7 +733,7 @@
           <w:numId w:val="2"/>
         </w:numPr>
       </w:pPr>
-      <w:hyperlink w:history="1" r:id="rIdrr_xxndmtcnbqv_9_bvdb">
+      <w:hyperlink w:history="1" r:id="rIde0wrem6yxgms-hy78oxfg">
         <w:r>
           <w:rPr>
             <w:rStyle w:val="Hyperlink"/>
@@ -781,7 +781,7 @@
       <w:r>
         <w:t xml:space="preserve"> — créé — </w:t>
       </w:r>
-      <w:hyperlink w:history="1" r:id="rIdxxphaobn3l7xihsf_egt7">
+      <w:hyperlink w:history="1" r:id="rIdaovl0scm0w7auak1rjlp6">
         <w:r>
           <w:rPr>
             <w:rStyle w:val="Hyperlink"/>
@@ -818,7 +818,7 @@
       <w:r>
         <w:t xml:space="preserve"> — créé — </w:t>
       </w:r>
-      <w:hyperlink w:history="1" r:id="rIdhuqr6el3qxppfiq1bykjs">
+      <w:hyperlink w:history="1" r:id="rIdrszjwsusgnzebiiaaiiaf">
         <w:r>
           <w:rPr>
             <w:rStyle w:val="Hyperlink"/>
@@ -847,7 +847,7 @@
       <w:r>
         <w:t xml:space="preserve"> — modifié — </w:t>
       </w:r>
-      <w:hyperlink w:history="1" r:id="rId-kazht1wngfqupxt8q6-h">
+      <w:hyperlink w:history="1" r:id="rIdlgjpfs6byxy1oehpq52md">
         <w:r>
           <w:rPr>
             <w:rStyle w:val="Hyperlink"/>
@@ -876,7 +876,7 @@
       <w:r>
         <w:t xml:space="preserve"> — créé — </w:t>
       </w:r>
-      <w:hyperlink w:history="1" r:id="rIdhddckuk3degnsqye1sneg">
+      <w:hyperlink w:history="1" r:id="rIdatgjwxebrwbdnhihrycho">
         <w:r>
           <w:rPr>
             <w:rStyle w:val="Hyperlink"/>
@@ -913,7 +913,7 @@
       <w:r>
         <w:t xml:space="preserve"> — créé — </w:t>
       </w:r>
-      <w:hyperlink w:history="1" r:id="rId9qvq3zezccm-nh2ggvn6m">
+      <w:hyperlink w:history="1" r:id="rIdchnxcisjebpamhd3aj0cj">
         <w:r>
           <w:rPr>
             <w:rStyle w:val="Hyperlink"/>
@@ -942,7 +942,7 @@
       <w:r>
         <w:t xml:space="preserve"> — créé — </w:t>
       </w:r>
-      <w:hyperlink w:history="1" r:id="rIdmdvpvwdfeurb1hevcfazb">
+      <w:hyperlink w:history="1" r:id="rIdsoylttfivyot3k-qfvghf">
         <w:r>
           <w:rPr>
             <w:rStyle w:val="Hyperlink"/>
@@ -971,7 +971,7 @@
       <w:r>
         <w:t xml:space="preserve"> — modifié — </w:t>
       </w:r>
-      <w:hyperlink w:history="1" r:id="rIdz54ji8zwsae5hharjepcr">
+      <w:hyperlink w:history="1" r:id="rIdqrcbl-qf4fnooqro9afn0">
         <w:r>
           <w:rPr>
             <w:rStyle w:val="Hyperlink"/>
@@ -1000,7 +1000,7 @@
       <w:r>
         <w:t xml:space="preserve"> — modifié — </w:t>
       </w:r>
-      <w:hyperlink w:history="1" r:id="rId3i7d5o9zckiim9g3k_cwv">
+      <w:hyperlink w:history="1" r:id="rIdaoocd4iyshug3jbc0h1na">
         <w:r>
           <w:rPr>
             <w:rStyle w:val="Hyperlink"/>
@@ -1029,7 +1029,7 @@
       <w:r>
         <w:t xml:space="preserve"> — modifié — </w:t>
       </w:r>
-      <w:hyperlink w:history="1" r:id="rIdurzsahk7bbo56ryhns68m">
+      <w:hyperlink w:history="1" r:id="rIdtr3dc9g3sqdwxg6jdua3g">
         <w:r>
           <w:rPr>
             <w:rStyle w:val="Hyperlink"/>
@@ -1058,7 +1058,7 @@
       <w:r>
         <w:t xml:space="preserve"> — modifié — </w:t>
       </w:r>
-      <w:hyperlink w:history="1" r:id="rId0nhzir1sp44r9ejcj-kce">
+      <w:hyperlink w:history="1" r:id="rIdni9tqq4qid2vs1607ufpn">
         <w:r>
           <w:rPr>
             <w:rStyle w:val="Hyperlink"/>
@@ -1095,7 +1095,7 @@
       <w:r>
         <w:t xml:space="preserve"> — créé — </w:t>
       </w:r>
-      <w:hyperlink w:history="1" r:id="rIducgafiwcklkuxxdlaq3en">
+      <w:hyperlink w:history="1" r:id="rIdz2vy4y4yhhslefzun3u5n">
         <w:r>
           <w:rPr>
             <w:rStyle w:val="Hyperlink"/>
@@ -1124,7 +1124,7 @@
       <w:r>
         <w:t xml:space="preserve"> — modifié — </w:t>
       </w:r>
-      <w:hyperlink w:history="1" r:id="rIdjjhcgulh2-ywlw9hxuwib">
+      <w:hyperlink w:history="1" r:id="rIdjjws3k5-w2g3l1iwqoy3n">
         <w:r>
           <w:rPr>
             <w:rStyle w:val="Hyperlink"/>
@@ -1161,7 +1161,7 @@
       <w:r>
         <w:t xml:space="preserve"> — modifié — </w:t>
       </w:r>
-      <w:hyperlink w:history="1" r:id="rIdghgos-jevddordes2zoy0">
+      <w:hyperlink w:history="1" r:id="rIdct9daj3yalqiky8jdpo2l">
         <w:r>
           <w:rPr>
             <w:rStyle w:val="Hyperlink"/>
@@ -1190,7 +1190,7 @@
       <w:r>
         <w:t xml:space="preserve"> — modifié — </w:t>
       </w:r>
-      <w:hyperlink w:history="1" r:id="rIdxayfj5iki9aycijqofrud">
+      <w:hyperlink w:history="1" r:id="rIdnj9wcrk5m-nw-seahx8hw">
         <w:r>
           <w:rPr>
             <w:rStyle w:val="Hyperlink"/>
@@ -1219,7 +1219,7 @@
       <w:r>
         <w:t xml:space="preserve"> — créé — </w:t>
       </w:r>
-      <w:hyperlink w:history="1" r:id="rId-tqv47wzleykratclzoox">
+      <w:hyperlink w:history="1" r:id="rIdvkth-4a5dgd6hniy1qtc3">
         <w:r>
           <w:rPr>
             <w:rStyle w:val="Hyperlink"/>
@@ -1248,7 +1248,7 @@
       <w:r>
         <w:t xml:space="preserve"> — créé — </w:t>
       </w:r>
-      <w:hyperlink w:history="1" r:id="rIdsmj3za4q5xa1zkddscpkg">
+      <w:hyperlink w:history="1" r:id="rIdrx2s2gafvbggrv9rgcgeb">
         <w:r>
           <w:rPr>
             <w:rStyle w:val="Hyperlink"/>
@@ -1285,7 +1285,7 @@
       <w:r>
         <w:t xml:space="preserve"> — modifié — </w:t>
       </w:r>
-      <w:hyperlink w:history="1" r:id="rIdgmtb_cns9o0mdrhfn208s">
+      <w:hyperlink w:history="1" r:id="rIdxg3rxsny9jouzf15mkm-l">
         <w:r>
           <w:rPr>
             <w:rStyle w:val="Hyperlink"/>
@@ -1314,7 +1314,7 @@
       <w:r>
         <w:t xml:space="preserve"> — créé — </w:t>
       </w:r>
-      <w:hyperlink w:history="1" r:id="rId7vmk-_b8d9nlscahm85xa">
+      <w:hyperlink w:history="1" r:id="rIdumtw5f_hj9vuai8qzcdi7">
         <w:r>
           <w:rPr>
             <w:rStyle w:val="Hyperlink"/>
